--- a/word_templates/VOIS_LD_IP_s_2017.docx
+++ b/word_templates/VOIS_LD_IP_s_2017.docx
@@ -1,6 +1,6 @@
 
 <file path=word/document.xml><?xml version="1.0" encoding="utf-8"?>
-<w:document xmlns:wpc="http://schemas.microsoft.com/office/word/2010/wordprocessingCanvas" xmlns:cx="http://schemas.microsoft.com/office/drawing/2014/chartex" xmlns:cx1="http://schemas.microsoft.com/office/drawing/2015/9/8/chartex" xmlns:mc="http://schemas.openxmlformats.org/markup-compatibility/2006" xmlns:o="urn:schemas-microsoft-com:office:office" xmlns:r="http://schemas.openxmlformats.org/officeDocument/2006/relationships" xmlns:m="http://schemas.openxmlformats.org/officeDocument/2006/math" xmlns:v="urn:schemas-microsoft-com:vml" xmlns:wp14="http://schemas.microsoft.com/office/word/2010/wordprocessingDrawing" xmlns:wp="http://schemas.openxmlformats.org/drawingml/2006/wordprocessingDrawing" xmlns:w10="urn:schemas-microsoft-com:office:word" xmlns:w="http://schemas.openxmlformats.org/wordprocessingml/2006/main" xmlns:w14="http://schemas.microsoft.com/office/word/2010/wordml" xmlns:w15="http://schemas.microsoft.com/office/word/2012/wordml" xmlns:w16se="http://schemas.microsoft.com/office/word/2015/wordml/symex" xmlns:wpg="http://schemas.microsoft.com/office/word/2010/wordprocessingGroup" xmlns:wpi="http://schemas.microsoft.com/office/word/2010/wordprocessingInk" xmlns:wne="http://schemas.microsoft.com/office/word/2006/wordml" xmlns:wps="http://schemas.microsoft.com/office/word/2010/wordprocessingShape" mc:Ignorable="w14 w15 w16se wp14">
+<w:document xmlns:wpc="http://schemas.microsoft.com/office/word/2010/wordprocessingCanvas" xmlns:cx="http://schemas.microsoft.com/office/drawing/2014/chartex" xmlns:cx1="http://schemas.microsoft.com/office/drawing/2015/9/8/chartex" xmlns:cx2="http://schemas.microsoft.com/office/drawing/2015/10/21/chartex" xmlns:cx3="http://schemas.microsoft.com/office/drawing/2016/5/9/chartex" xmlns:cx4="http://schemas.microsoft.com/office/drawing/2016/5/10/chartex" xmlns:cx5="http://schemas.microsoft.com/office/drawing/2016/5/11/chartex" xmlns:cx6="http://schemas.microsoft.com/office/drawing/2016/5/12/chartex" xmlns:cx7="http://schemas.microsoft.com/office/drawing/2016/5/13/chartex" xmlns:cx8="http://schemas.microsoft.com/office/drawing/2016/5/14/chartex" xmlns:mc="http://schemas.openxmlformats.org/markup-compatibility/2006" xmlns:aink="http://schemas.microsoft.com/office/drawing/2016/ink" xmlns:am3d="http://schemas.microsoft.com/office/drawing/2017/model3d" xmlns:o="urn:schemas-microsoft-com:office:office" xmlns:oel="http://schemas.microsoft.com/office/2019/extlst" xmlns:r="http://schemas.openxmlformats.org/officeDocument/2006/relationships" xmlns:m="http://schemas.openxmlformats.org/officeDocument/2006/math" xmlns:v="urn:schemas-microsoft-com:vml" xmlns:wp14="http://schemas.microsoft.com/office/word/2010/wordprocessingDrawing" xmlns:wp="http://schemas.openxmlformats.org/drawingml/2006/wordprocessingDrawing" xmlns:w10="urn:schemas-microsoft-com:office:word" xmlns:w="http://schemas.openxmlformats.org/wordprocessingml/2006/main" xmlns:w14="http://schemas.microsoft.com/office/word/2010/wordml" xmlns:w15="http://schemas.microsoft.com/office/word/2012/wordml" xmlns:w16cex="http://schemas.microsoft.com/office/word/2018/wordml/cex" xmlns:w16cid="http://schemas.microsoft.com/office/word/2016/wordml/cid" xmlns:w16="http://schemas.microsoft.com/office/word/2018/wordml" xmlns:w16sdtdh="http://schemas.microsoft.com/office/word/2020/wordml/sdtdatahash" xmlns:w16se="http://schemas.microsoft.com/office/word/2015/wordml/symex" xmlns:wpg="http://schemas.microsoft.com/office/word/2010/wordprocessingGroup" xmlns:wpi="http://schemas.microsoft.com/office/word/2010/wordprocessingInk" xmlns:wne="http://schemas.microsoft.com/office/word/2006/wordml" xmlns:wps="http://schemas.microsoft.com/office/word/2010/wordprocessingShape" mc:Ignorable="w14 w15 w16se w16cid w16 w16cex w16sdtdh wp14">
   <w:body>
     <w:p>
       <w:pPr>
@@ -4680,8 +4680,6 @@
           <w:szCs w:val="18"/>
         </w:rPr>
       </w:pPr>
-      <w:bookmarkStart w:id="0" w:name="_GoBack"/>
-      <w:bookmarkEnd w:id="0"/>
       <w:r>
         <w:rPr>
           <w:sz w:val="16"/>
@@ -6993,6 +6991,7 @@
         <w:spacing w:before="120"/>
         <w:jc w:val="both"/>
         <w:rPr>
+          <w:b/>
           <w:bCs/>
           <w:sz w:val="16"/>
           <w:szCs w:val="16"/>
@@ -7000,6 +6999,8 @@
       </w:pPr>
       <w:r>
         <w:rPr>
+          <w:b/>
+          <w:bCs/>
           <w:sz w:val="16"/>
           <w:szCs w:val="16"/>
           <w:lang w:val="en-US"/>
@@ -7008,6 +7009,8 @@
       </w:r>
       <w:r>
         <w:rPr>
+          <w:b/>
+          <w:bCs/>
           <w:sz w:val="16"/>
           <w:szCs w:val="16"/>
         </w:rPr>
@@ -7015,6 +7018,8 @@
       </w:r>
       <w:r>
         <w:rPr>
+          <w:b/>
+          <w:bCs/>
           <w:sz w:val="16"/>
           <w:szCs w:val="16"/>
           <w:lang w:val="en-US"/>
@@ -7023,18 +7028,12 @@
       </w:r>
       <w:r>
         <w:rPr>
-          <w:sz w:val="16"/>
-          <w:szCs w:val="16"/>
-        </w:rPr>
-        <w:t>{{TOTAL_KOP}}</w:t>
-      </w:r>
-      <w:r>
-        <w:rPr>
+          <w:b/>
           <w:bCs/>
           <w:sz w:val="16"/>
           <w:szCs w:val="16"/>
         </w:rPr>
-        <w:t xml:space="preserve"> коп.</w:t>
+        <w:t>{{TOTAL_KOP}} коп.</w:t>
       </w:r>
     </w:p>
     <w:p>
@@ -8841,7 +8840,7 @@
                     </wp:anchor>
                   </w:drawing>
                 </mc:Choice>
-                <mc:Fallback xmlns:cx2="http://schemas.microsoft.com/office/drawing/2015/10/21/chartex" xmlns:cx3="http://schemas.microsoft.com/office/drawing/2016/5/9/chartex" xmlns:cx4="http://schemas.microsoft.com/office/drawing/2016/5/10/chartex" xmlns:cx5="http://schemas.microsoft.com/office/drawing/2016/5/11/chartex" xmlns:cx6="http://schemas.microsoft.com/office/drawing/2016/5/12/chartex" xmlns:cx7="http://schemas.microsoft.com/office/drawing/2016/5/13/chartex" xmlns:cx8="http://schemas.microsoft.com/office/drawing/2016/5/14/chartex" xmlns:aink="http://schemas.microsoft.com/office/drawing/2016/ink" xmlns:am3d="http://schemas.microsoft.com/office/drawing/2017/model3d" xmlns:oel="http://schemas.microsoft.com/office/2019/extlst" xmlns:w16cex="http://schemas.microsoft.com/office/word/2018/wordml/cex" xmlns:w16cid="http://schemas.microsoft.com/office/word/2016/wordml/cid" xmlns:w16="http://schemas.microsoft.com/office/word/2018/wordml" xmlns:w16du="http://schemas.microsoft.com/office/word/2023/wordml/word16du" xmlns:w16sdtdh="http://schemas.microsoft.com/office/word/2020/wordml/sdtdatahash" xmlns:w16sdtfl="http://schemas.microsoft.com/office/word/2024/wordml/sdtformatlock">
+                <mc:Fallback>
                   <w:pict>
                     <v:shapetype w14:anchorId="094E602F" id="_x0000_t202" coordsize="21600,21600" o:spt="202" path="m,l,21600r21600,l21600,xe">
                       <v:stroke joinstyle="miter"/>
@@ -10164,56 +10163,8 @@
 </w:document>
 </file>
 
-<file path=word/commentsExtensible.xml><?xml version="1.0" encoding="utf-8"?>
-<w16cex:commentsExtensible xmlns:wpc="http://schemas.microsoft.com/office/word/2010/wordprocessingCanvas" xmlns:cx="http://schemas.microsoft.com/office/drawing/2014/chartex" xmlns:cx1="http://schemas.microsoft.com/office/drawing/2015/9/8/chartex" xmlns:cx2="http://schemas.microsoft.com/office/drawing/2015/10/21/chartex" xmlns:cx3="http://schemas.microsoft.com/office/drawing/2016/5/9/chartex" xmlns:cx4="http://schemas.microsoft.com/office/drawing/2016/5/10/chartex" xmlns:cx5="http://schemas.microsoft.com/office/drawing/2016/5/11/chartex" xmlns:cx6="http://schemas.microsoft.com/office/drawing/2016/5/12/chartex" xmlns:cx7="http://schemas.microsoft.com/office/drawing/2016/5/13/chartex" xmlns:cx8="http://schemas.microsoft.com/office/drawing/2016/5/14/chartex" xmlns:cr="http://schemas.microsoft.com/office/comments/2020/reactions" xmlns:mc="http://schemas.openxmlformats.org/markup-compatibility/2006" xmlns:aink="http://schemas.microsoft.com/office/drawing/2016/ink" xmlns:am3d="http://schemas.microsoft.com/office/drawing/2017/model3d" xmlns:o="urn:schemas-microsoft-com:office:office" xmlns:oel="http://schemas.microsoft.com/office/2019/extlst" xmlns:r="http://schemas.openxmlformats.org/officeDocument/2006/relationships" xmlns:m="http://schemas.openxmlformats.org/officeDocument/2006/math" xmlns:v="urn:schemas-microsoft-com:vml" xmlns:wp14="http://schemas.microsoft.com/office/word/2010/wordprocessingDrawing" xmlns:wp="http://schemas.openxmlformats.org/drawingml/2006/wordprocessingDrawing" xmlns:w10="urn:schemas-microsoft-com:office:word" xmlns:w="http://schemas.openxmlformats.org/wordprocessingml/2006/main" xmlns:w14="http://schemas.microsoft.com/office/word/2010/wordml" xmlns:w15="http://schemas.microsoft.com/office/word/2012/wordml" xmlns:w16cex="http://schemas.microsoft.com/office/word/2018/wordml/cex" xmlns:w16cid="http://schemas.microsoft.com/office/word/2016/wordml/cid" xmlns:w16="http://schemas.microsoft.com/office/word/2018/wordml" xmlns:w16du="http://schemas.microsoft.com/office/word/2023/wordml/word16du" xmlns:w16sdtdh="http://schemas.microsoft.com/office/word/2020/wordml/sdtdatahash" xmlns:w16sdtfl="http://schemas.microsoft.com/office/word/2024/wordml/sdtformatlock" xmlns:w16se="http://schemas.microsoft.com/office/word/2015/wordml/symex" xmlns:wpg="http://schemas.microsoft.com/office/word/2010/wordprocessingGroup" xmlns:wpi="http://schemas.microsoft.com/office/word/2010/wordprocessingInk" xmlns:wne="http://schemas.microsoft.com/office/word/2006/wordml" xmlns:wps="http://schemas.microsoft.com/office/word/2010/wordprocessingShape" mc:Ignorable="w14 w15 w16se w16cid w16 w16cex w16sdtdh w16sdtfl cr w16du wp14">
-  <w16cex:commentExtensible w16cex:durableId="2D079CB9" w16cex:dateUtc="2026-01-06T11:37:00Z"/>
-  <w16cex:commentExtensible w16cex:durableId="2D079CCA" w16cex:dateUtc="2026-01-06T11:38:00Z"/>
-  <w16cex:commentExtensible w16cex:durableId="74F2F81D" w16cex:dateUtc="2026-01-06T14:07:00Z"/>
-  <w16cex:commentExtensible w16cex:durableId="2D079991" w16cex:dateUtc="2026-01-06T11:24:00Z"/>
-  <w16cex:commentExtensible w16cex:durableId="313944F5" w16cex:dateUtc="2026-01-06T14:08:00Z"/>
-  <w16cex:commentExtensible w16cex:durableId="2D079CE5" w16cex:dateUtc="2026-01-06T11:38:00Z"/>
-  <w16cex:commentExtensible w16cex:durableId="2D079CF0" w16cex:dateUtc="2026-01-06T11:38:00Z"/>
-  <w16cex:commentExtensible w16cex:durableId="2D079D10" w16cex:dateUtc="2026-01-06T11:39:00Z"/>
-  <w16cex:commentExtensible w16cex:durableId="2D079D27" w16cex:dateUtc="2026-01-06T11:39:00Z"/>
-  <w16cex:commentExtensible w16cex:durableId="2D079D51" w16cex:dateUtc="2026-01-06T11:40:00Z"/>
-  <w16cex:commentExtensible w16cex:durableId="2D079D59" w16cex:dateUtc="2026-01-06T11:40:00Z"/>
-  <w16cex:commentExtensible w16cex:durableId="2D079D82" w16cex:dateUtc="2026-01-06T11:41:00Z"/>
-  <w16cex:commentExtensible w16cex:durableId="2D079DAB" w16cex:dateUtc="2026-01-06T11:41:00Z"/>
-  <w16cex:commentExtensible w16cex:durableId="2D079DCF" w16cex:dateUtc="2026-01-06T11:42:00Z"/>
-  <w16cex:commentExtensible w16cex:durableId="2D079DF6" w16cex:dateUtc="2026-01-06T11:43:00Z"/>
-  <w16cex:commentExtensible w16cex:durableId="2D079E37" w16cex:dateUtc="2026-01-06T11:44:00Z"/>
-  <w16cex:commentExtensible w16cex:durableId="2D079E48" w16cex:dateUtc="2026-01-06T11:44:00Z"/>
-  <w16cex:commentExtensible w16cex:durableId="2D079E5D" w16cex:dateUtc="2026-01-06T11:44:00Z"/>
-  <w16cex:commentExtensible w16cex:durableId="2D079E69" w16cex:dateUtc="2026-01-06T11:44:00Z"/>
-</w16cex:commentsExtensible>
-</file>
-
-<file path=word/commentsIds.xml><?xml version="1.0" encoding="utf-8"?>
-<w16cid:commentsIds xmlns:wpc="http://schemas.microsoft.com/office/word/2010/wordprocessingCanvas" xmlns:cx="http://schemas.microsoft.com/office/drawing/2014/chartex" xmlns:cx1="http://schemas.microsoft.com/office/drawing/2015/9/8/chartex" xmlns:cx2="http://schemas.microsoft.com/office/drawing/2015/10/21/chartex" xmlns:cx3="http://schemas.microsoft.com/office/drawing/2016/5/9/chartex" xmlns:cx4="http://schemas.microsoft.com/office/drawing/2016/5/10/chartex" xmlns:cx5="http://schemas.microsoft.com/office/drawing/2016/5/11/chartex" xmlns:cx6="http://schemas.microsoft.com/office/drawing/2016/5/12/chartex" xmlns:cx7="http://schemas.microsoft.com/office/drawing/2016/5/13/chartex" xmlns:cx8="http://schemas.microsoft.com/office/drawing/2016/5/14/chartex" xmlns:mc="http://schemas.openxmlformats.org/markup-compatibility/2006" xmlns:aink="http://schemas.microsoft.com/office/drawing/2016/ink" xmlns:am3d="http://schemas.microsoft.com/office/drawing/2017/model3d" xmlns:o="urn:schemas-microsoft-com:office:office" xmlns:oel="http://schemas.microsoft.com/office/2019/extlst" xmlns:r="http://schemas.openxmlformats.org/officeDocument/2006/relationships" xmlns:m="http://schemas.openxmlformats.org/officeDocument/2006/math" xmlns:v="urn:schemas-microsoft-com:vml" xmlns:wp14="http://schemas.microsoft.com/office/word/2010/wordprocessingDrawing" xmlns:wp="http://schemas.openxmlformats.org/drawingml/2006/wordprocessingDrawing" xmlns:w10="urn:schemas-microsoft-com:office:word" xmlns:w="http://schemas.openxmlformats.org/wordprocessingml/2006/main" xmlns:w14="http://schemas.microsoft.com/office/word/2010/wordml" xmlns:w15="http://schemas.microsoft.com/office/word/2012/wordml" xmlns:w16cex="http://schemas.microsoft.com/office/word/2018/wordml/cex" xmlns:w16cid="http://schemas.microsoft.com/office/word/2016/wordml/cid" xmlns:w16="http://schemas.microsoft.com/office/word/2018/wordml" xmlns:w16du="http://schemas.microsoft.com/office/word/2023/wordml/word16du" xmlns:w16sdtdh="http://schemas.microsoft.com/office/word/2020/wordml/sdtdatahash" xmlns:w16sdtfl="http://schemas.microsoft.com/office/word/2024/wordml/sdtformatlock" xmlns:w16se="http://schemas.microsoft.com/office/word/2015/wordml/symex" xmlns:wpg="http://schemas.microsoft.com/office/word/2010/wordprocessingGroup" xmlns:wpi="http://schemas.microsoft.com/office/word/2010/wordprocessingInk" xmlns:wne="http://schemas.microsoft.com/office/word/2006/wordml" xmlns:wps="http://schemas.microsoft.com/office/word/2010/wordprocessingShape" mc:Ignorable="w14 w15 w16se w16cid w16 w16cex w16sdtdh w16sdtfl w16du wp14">
-  <w16cid:commentId w16cid:paraId="3E9E51DB" w16cid:durableId="2D079CB9"/>
-  <w16cid:commentId w16cid:paraId="6B52636A" w16cid:durableId="2D079CCA"/>
-  <w16cid:commentId w16cid:paraId="0F70CA13" w16cid:durableId="74F2F81D"/>
-  <w16cid:commentId w16cid:paraId="61551D53" w16cid:durableId="2D079991"/>
-  <w16cid:commentId w16cid:paraId="37845DD1" w16cid:durableId="313944F5"/>
-  <w16cid:commentId w16cid:paraId="0EC21761" w16cid:durableId="2D079CE5"/>
-  <w16cid:commentId w16cid:paraId="103A7C1E" w16cid:durableId="2D079CF0"/>
-  <w16cid:commentId w16cid:paraId="36A76506" w16cid:durableId="2D079D10"/>
-  <w16cid:commentId w16cid:paraId="5BB9213D" w16cid:durableId="2D079D27"/>
-  <w16cid:commentId w16cid:paraId="75C0647C" w16cid:durableId="2D079D51"/>
-  <w16cid:commentId w16cid:paraId="37AAC213" w16cid:durableId="2D079D59"/>
-  <w16cid:commentId w16cid:paraId="5FFA555D" w16cid:durableId="2D079D82"/>
-  <w16cid:commentId w16cid:paraId="727CACB5" w16cid:durableId="2D079DAB"/>
-  <w16cid:commentId w16cid:paraId="31D388FE" w16cid:durableId="2D079DCF"/>
-  <w16cid:commentId w16cid:paraId="52F1C8C3" w16cid:durableId="2D079DF6"/>
-  <w16cid:commentId w16cid:paraId="5E112FCD" w16cid:durableId="2D079E37"/>
-  <w16cid:commentId w16cid:paraId="64F4DCE1" w16cid:durableId="2D079E48"/>
-  <w16cid:commentId w16cid:paraId="00A62142" w16cid:durableId="2D079E5D"/>
-  <w16cid:commentId w16cid:paraId="2E896A03" w16cid:durableId="2D079E69"/>
-</w16cid:commentsIds>
-</file>
-
 <file path=word/endnotes.xml><?xml version="1.0" encoding="utf-8"?>
-<w:endnotes xmlns:wpc="http://schemas.microsoft.com/office/word/2010/wordprocessingCanvas" xmlns:cx="http://schemas.microsoft.com/office/drawing/2014/chartex" xmlns:cx1="http://schemas.microsoft.com/office/drawing/2015/9/8/chartex" xmlns:mc="http://schemas.openxmlformats.org/markup-compatibility/2006" xmlns:o="urn:schemas-microsoft-com:office:office" xmlns:r="http://schemas.openxmlformats.org/officeDocument/2006/relationships" xmlns:m="http://schemas.openxmlformats.org/officeDocument/2006/math" xmlns:v="urn:schemas-microsoft-com:vml" xmlns:wp14="http://schemas.microsoft.com/office/word/2010/wordprocessingDrawing" xmlns:wp="http://schemas.openxmlformats.org/drawingml/2006/wordprocessingDrawing" xmlns:w10="urn:schemas-microsoft-com:office:word" xmlns:w="http://schemas.openxmlformats.org/wordprocessingml/2006/main" xmlns:w14="http://schemas.microsoft.com/office/word/2010/wordml" xmlns:w15="http://schemas.microsoft.com/office/word/2012/wordml" xmlns:w16se="http://schemas.microsoft.com/office/word/2015/wordml/symex" xmlns:wpg="http://schemas.microsoft.com/office/word/2010/wordprocessingGroup" xmlns:wpi="http://schemas.microsoft.com/office/word/2010/wordprocessingInk" xmlns:wne="http://schemas.microsoft.com/office/word/2006/wordml" xmlns:wps="http://schemas.microsoft.com/office/word/2010/wordprocessingShape" mc:Ignorable="w14 w15 w16se wp14">
+<w:endnotes xmlns:wpc="http://schemas.microsoft.com/office/word/2010/wordprocessingCanvas" xmlns:cx="http://schemas.microsoft.com/office/drawing/2014/chartex" xmlns:cx1="http://schemas.microsoft.com/office/drawing/2015/9/8/chartex" xmlns:cx2="http://schemas.microsoft.com/office/drawing/2015/10/21/chartex" xmlns:cx3="http://schemas.microsoft.com/office/drawing/2016/5/9/chartex" xmlns:cx4="http://schemas.microsoft.com/office/drawing/2016/5/10/chartex" xmlns:cx5="http://schemas.microsoft.com/office/drawing/2016/5/11/chartex" xmlns:cx6="http://schemas.microsoft.com/office/drawing/2016/5/12/chartex" xmlns:cx7="http://schemas.microsoft.com/office/drawing/2016/5/13/chartex" xmlns:cx8="http://schemas.microsoft.com/office/drawing/2016/5/14/chartex" xmlns:mc="http://schemas.openxmlformats.org/markup-compatibility/2006" xmlns:aink="http://schemas.microsoft.com/office/drawing/2016/ink" xmlns:am3d="http://schemas.microsoft.com/office/drawing/2017/model3d" xmlns:o="urn:schemas-microsoft-com:office:office" xmlns:oel="http://schemas.microsoft.com/office/2019/extlst" xmlns:r="http://schemas.openxmlformats.org/officeDocument/2006/relationships" xmlns:m="http://schemas.openxmlformats.org/officeDocument/2006/math" xmlns:v="urn:schemas-microsoft-com:vml" xmlns:wp14="http://schemas.microsoft.com/office/word/2010/wordprocessingDrawing" xmlns:wp="http://schemas.openxmlformats.org/drawingml/2006/wordprocessingDrawing" xmlns:w10="urn:schemas-microsoft-com:office:word" xmlns:w="http://schemas.openxmlformats.org/wordprocessingml/2006/main" xmlns:w14="http://schemas.microsoft.com/office/word/2010/wordml" xmlns:w15="http://schemas.microsoft.com/office/word/2012/wordml" xmlns:w16cex="http://schemas.microsoft.com/office/word/2018/wordml/cex" xmlns:w16cid="http://schemas.microsoft.com/office/word/2016/wordml/cid" xmlns:w16="http://schemas.microsoft.com/office/word/2018/wordml" xmlns:w16sdtdh="http://schemas.microsoft.com/office/word/2020/wordml/sdtdatahash" xmlns:w16se="http://schemas.microsoft.com/office/word/2015/wordml/symex" xmlns:wpg="http://schemas.microsoft.com/office/word/2010/wordprocessingGroup" xmlns:wpi="http://schemas.microsoft.com/office/word/2010/wordprocessingInk" xmlns:wne="http://schemas.microsoft.com/office/word/2006/wordml" xmlns:wps="http://schemas.microsoft.com/office/word/2010/wordprocessingShape" mc:Ignorable="w14 w15 w16se w16cid w16 w16cex w16sdtdh wp14">
   <w:endnote w:type="separator" w:id="-1">
     <w:p>
       <w:r>
@@ -10232,7 +10183,7 @@
 </file>
 
 <file path=word/footer1.xml><?xml version="1.0" encoding="utf-8"?>
-<w:ftr xmlns:wpc="http://schemas.microsoft.com/office/word/2010/wordprocessingCanvas" xmlns:cx="http://schemas.microsoft.com/office/drawing/2014/chartex" xmlns:cx1="http://schemas.microsoft.com/office/drawing/2015/9/8/chartex" xmlns:mc="http://schemas.openxmlformats.org/markup-compatibility/2006" xmlns:o="urn:schemas-microsoft-com:office:office" xmlns:r="http://schemas.openxmlformats.org/officeDocument/2006/relationships" xmlns:m="http://schemas.openxmlformats.org/officeDocument/2006/math" xmlns:v="urn:schemas-microsoft-com:vml" xmlns:wp14="http://schemas.microsoft.com/office/word/2010/wordprocessingDrawing" xmlns:wp="http://schemas.openxmlformats.org/drawingml/2006/wordprocessingDrawing" xmlns:w10="urn:schemas-microsoft-com:office:word" xmlns:w="http://schemas.openxmlformats.org/wordprocessingml/2006/main" xmlns:w14="http://schemas.microsoft.com/office/word/2010/wordml" xmlns:w15="http://schemas.microsoft.com/office/word/2012/wordml" xmlns:w16se="http://schemas.microsoft.com/office/word/2015/wordml/symex" xmlns:wpg="http://schemas.microsoft.com/office/word/2010/wordprocessingGroup" xmlns:wpi="http://schemas.microsoft.com/office/word/2010/wordprocessingInk" xmlns:wne="http://schemas.microsoft.com/office/word/2006/wordml" xmlns:wps="http://schemas.microsoft.com/office/word/2010/wordprocessingShape" mc:Ignorable="w14 w15 w16se wp14">
+<w:ftr xmlns:wpc="http://schemas.microsoft.com/office/word/2010/wordprocessingCanvas" xmlns:cx="http://schemas.microsoft.com/office/drawing/2014/chartex" xmlns:cx1="http://schemas.microsoft.com/office/drawing/2015/9/8/chartex" xmlns:cx2="http://schemas.microsoft.com/office/drawing/2015/10/21/chartex" xmlns:cx3="http://schemas.microsoft.com/office/drawing/2016/5/9/chartex" xmlns:cx4="http://schemas.microsoft.com/office/drawing/2016/5/10/chartex" xmlns:cx5="http://schemas.microsoft.com/office/drawing/2016/5/11/chartex" xmlns:cx6="http://schemas.microsoft.com/office/drawing/2016/5/12/chartex" xmlns:cx7="http://schemas.microsoft.com/office/drawing/2016/5/13/chartex" xmlns:cx8="http://schemas.microsoft.com/office/drawing/2016/5/14/chartex" xmlns:mc="http://schemas.openxmlformats.org/markup-compatibility/2006" xmlns:aink="http://schemas.microsoft.com/office/drawing/2016/ink" xmlns:am3d="http://schemas.microsoft.com/office/drawing/2017/model3d" xmlns:o="urn:schemas-microsoft-com:office:office" xmlns:oel="http://schemas.microsoft.com/office/2019/extlst" xmlns:r="http://schemas.openxmlformats.org/officeDocument/2006/relationships" xmlns:m="http://schemas.openxmlformats.org/officeDocument/2006/math" xmlns:v="urn:schemas-microsoft-com:vml" xmlns:wp14="http://schemas.microsoft.com/office/word/2010/wordprocessingDrawing" xmlns:wp="http://schemas.openxmlformats.org/drawingml/2006/wordprocessingDrawing" xmlns:w10="urn:schemas-microsoft-com:office:word" xmlns:w="http://schemas.openxmlformats.org/wordprocessingml/2006/main" xmlns:w14="http://schemas.microsoft.com/office/word/2010/wordml" xmlns:w15="http://schemas.microsoft.com/office/word/2012/wordml" xmlns:w16cex="http://schemas.microsoft.com/office/word/2018/wordml/cex" xmlns:w16cid="http://schemas.microsoft.com/office/word/2016/wordml/cid" xmlns:w16="http://schemas.microsoft.com/office/word/2018/wordml" xmlns:w16sdtdh="http://schemas.microsoft.com/office/word/2020/wordml/sdtdatahash" xmlns:w16se="http://schemas.microsoft.com/office/word/2015/wordml/symex" xmlns:wpg="http://schemas.microsoft.com/office/word/2010/wordprocessingGroup" xmlns:wpi="http://schemas.microsoft.com/office/word/2010/wordprocessingInk" xmlns:wne="http://schemas.microsoft.com/office/word/2006/wordml" xmlns:wps="http://schemas.microsoft.com/office/word/2010/wordprocessingShape" mc:Ignorable="w14 w15 w16se w16cid w16 w16cex w16sdtdh wp14">
   <w:p>
     <w:pPr>
       <w:pStyle w:val="aa"/>
@@ -10274,7 +10225,7 @@
 </file>
 
 <file path=word/footer2.xml><?xml version="1.0" encoding="utf-8"?>
-<w:ftr xmlns:wpc="http://schemas.microsoft.com/office/word/2010/wordprocessingCanvas" xmlns:cx="http://schemas.microsoft.com/office/drawing/2014/chartex" xmlns:cx1="http://schemas.microsoft.com/office/drawing/2015/9/8/chartex" xmlns:mc="http://schemas.openxmlformats.org/markup-compatibility/2006" xmlns:o="urn:schemas-microsoft-com:office:office" xmlns:r="http://schemas.openxmlformats.org/officeDocument/2006/relationships" xmlns:m="http://schemas.openxmlformats.org/officeDocument/2006/math" xmlns:v="urn:schemas-microsoft-com:vml" xmlns:wp14="http://schemas.microsoft.com/office/word/2010/wordprocessingDrawing" xmlns:wp="http://schemas.openxmlformats.org/drawingml/2006/wordprocessingDrawing" xmlns:w10="urn:schemas-microsoft-com:office:word" xmlns:w="http://schemas.openxmlformats.org/wordprocessingml/2006/main" xmlns:w14="http://schemas.microsoft.com/office/word/2010/wordml" xmlns:w15="http://schemas.microsoft.com/office/word/2012/wordml" xmlns:w16se="http://schemas.microsoft.com/office/word/2015/wordml/symex" xmlns:wpg="http://schemas.microsoft.com/office/word/2010/wordprocessingGroup" xmlns:wpi="http://schemas.microsoft.com/office/word/2010/wordprocessingInk" xmlns:wne="http://schemas.microsoft.com/office/word/2006/wordml" xmlns:wps="http://schemas.microsoft.com/office/word/2010/wordprocessingShape" mc:Ignorable="w14 w15 w16se wp14">
+<w:ftr xmlns:wpc="http://schemas.microsoft.com/office/word/2010/wordprocessingCanvas" xmlns:cx="http://schemas.microsoft.com/office/drawing/2014/chartex" xmlns:cx1="http://schemas.microsoft.com/office/drawing/2015/9/8/chartex" xmlns:cx2="http://schemas.microsoft.com/office/drawing/2015/10/21/chartex" xmlns:cx3="http://schemas.microsoft.com/office/drawing/2016/5/9/chartex" xmlns:cx4="http://schemas.microsoft.com/office/drawing/2016/5/10/chartex" xmlns:cx5="http://schemas.microsoft.com/office/drawing/2016/5/11/chartex" xmlns:cx6="http://schemas.microsoft.com/office/drawing/2016/5/12/chartex" xmlns:cx7="http://schemas.microsoft.com/office/drawing/2016/5/13/chartex" xmlns:cx8="http://schemas.microsoft.com/office/drawing/2016/5/14/chartex" xmlns:mc="http://schemas.openxmlformats.org/markup-compatibility/2006" xmlns:aink="http://schemas.microsoft.com/office/drawing/2016/ink" xmlns:am3d="http://schemas.microsoft.com/office/drawing/2017/model3d" xmlns:o="urn:schemas-microsoft-com:office:office" xmlns:oel="http://schemas.microsoft.com/office/2019/extlst" xmlns:r="http://schemas.openxmlformats.org/officeDocument/2006/relationships" xmlns:m="http://schemas.openxmlformats.org/officeDocument/2006/math" xmlns:v="urn:schemas-microsoft-com:vml" xmlns:wp14="http://schemas.microsoft.com/office/word/2010/wordprocessingDrawing" xmlns:wp="http://schemas.openxmlformats.org/drawingml/2006/wordprocessingDrawing" xmlns:w10="urn:schemas-microsoft-com:office:word" xmlns:w="http://schemas.openxmlformats.org/wordprocessingml/2006/main" xmlns:w14="http://schemas.microsoft.com/office/word/2010/wordml" xmlns:w15="http://schemas.microsoft.com/office/word/2012/wordml" xmlns:w16cex="http://schemas.microsoft.com/office/word/2018/wordml/cex" xmlns:w16cid="http://schemas.microsoft.com/office/word/2016/wordml/cid" xmlns:w16="http://schemas.microsoft.com/office/word/2018/wordml" xmlns:w16sdtdh="http://schemas.microsoft.com/office/word/2020/wordml/sdtdatahash" xmlns:w16se="http://schemas.microsoft.com/office/word/2015/wordml/symex" xmlns:wpg="http://schemas.microsoft.com/office/word/2010/wordprocessingGroup" xmlns:wpi="http://schemas.microsoft.com/office/word/2010/wordprocessingInk" xmlns:wne="http://schemas.microsoft.com/office/word/2006/wordml" xmlns:wps="http://schemas.microsoft.com/office/word/2010/wordprocessingShape" mc:Ignorable="w14 w15 w16se w16cid w16 w16cex w16sdtdh wp14">
   <w:p>
     <w:pPr>
       <w:pStyle w:val="aa"/>
@@ -10284,7 +10235,7 @@
         <w:szCs w:val="18"/>
       </w:rPr>
     </w:pPr>
-    <w:bookmarkStart w:id="1" w:name="_Hlk188018363"/>
+    <w:bookmarkStart w:id="0" w:name="_Hlk188018363"/>
     <w:r>
       <w:rPr>
         <w:sz w:val="18"/>
@@ -10308,7 +10259,7 @@
       <w:t xml:space="preserve">                    Пользователь____________________</w:t>
     </w:r>
   </w:p>
-  <w:bookmarkEnd w:id="1"/>
+  <w:bookmarkEnd w:id="0"/>
   <w:p>
     <w:pPr>
       <w:pStyle w:val="aa"/>
@@ -10318,7 +10269,7 @@
 </file>
 
 <file path=word/footnotes.xml><?xml version="1.0" encoding="utf-8"?>
-<w:footnotes xmlns:wpc="http://schemas.microsoft.com/office/word/2010/wordprocessingCanvas" xmlns:cx="http://schemas.microsoft.com/office/drawing/2014/chartex" xmlns:cx1="http://schemas.microsoft.com/office/drawing/2015/9/8/chartex" xmlns:mc="http://schemas.openxmlformats.org/markup-compatibility/2006" xmlns:o="urn:schemas-microsoft-com:office:office" xmlns:r="http://schemas.openxmlformats.org/officeDocument/2006/relationships" xmlns:m="http://schemas.openxmlformats.org/officeDocument/2006/math" xmlns:v="urn:schemas-microsoft-com:vml" xmlns:wp14="http://schemas.microsoft.com/office/word/2010/wordprocessingDrawing" xmlns:wp="http://schemas.openxmlformats.org/drawingml/2006/wordprocessingDrawing" xmlns:w10="urn:schemas-microsoft-com:office:word" xmlns:w="http://schemas.openxmlformats.org/wordprocessingml/2006/main" xmlns:w14="http://schemas.microsoft.com/office/word/2010/wordml" xmlns:w15="http://schemas.microsoft.com/office/word/2012/wordml" xmlns:w16se="http://schemas.microsoft.com/office/word/2015/wordml/symex" xmlns:wpg="http://schemas.microsoft.com/office/word/2010/wordprocessingGroup" xmlns:wpi="http://schemas.microsoft.com/office/word/2010/wordprocessingInk" xmlns:wne="http://schemas.microsoft.com/office/word/2006/wordml" xmlns:wps="http://schemas.microsoft.com/office/word/2010/wordprocessingShape" mc:Ignorable="w14 w15 w16se wp14">
+<w:footnotes xmlns:wpc="http://schemas.microsoft.com/office/word/2010/wordprocessingCanvas" xmlns:cx="http://schemas.microsoft.com/office/drawing/2014/chartex" xmlns:cx1="http://schemas.microsoft.com/office/drawing/2015/9/8/chartex" xmlns:cx2="http://schemas.microsoft.com/office/drawing/2015/10/21/chartex" xmlns:cx3="http://schemas.microsoft.com/office/drawing/2016/5/9/chartex" xmlns:cx4="http://schemas.microsoft.com/office/drawing/2016/5/10/chartex" xmlns:cx5="http://schemas.microsoft.com/office/drawing/2016/5/11/chartex" xmlns:cx6="http://schemas.microsoft.com/office/drawing/2016/5/12/chartex" xmlns:cx7="http://schemas.microsoft.com/office/drawing/2016/5/13/chartex" xmlns:cx8="http://schemas.microsoft.com/office/drawing/2016/5/14/chartex" xmlns:mc="http://schemas.openxmlformats.org/markup-compatibility/2006" xmlns:aink="http://schemas.microsoft.com/office/drawing/2016/ink" xmlns:am3d="http://schemas.microsoft.com/office/drawing/2017/model3d" xmlns:o="urn:schemas-microsoft-com:office:office" xmlns:oel="http://schemas.microsoft.com/office/2019/extlst" xmlns:r="http://schemas.openxmlformats.org/officeDocument/2006/relationships" xmlns:m="http://schemas.openxmlformats.org/officeDocument/2006/math" xmlns:v="urn:schemas-microsoft-com:vml" xmlns:wp14="http://schemas.microsoft.com/office/word/2010/wordprocessingDrawing" xmlns:wp="http://schemas.openxmlformats.org/drawingml/2006/wordprocessingDrawing" xmlns:w10="urn:schemas-microsoft-com:office:word" xmlns:w="http://schemas.openxmlformats.org/wordprocessingml/2006/main" xmlns:w14="http://schemas.microsoft.com/office/word/2010/wordml" xmlns:w15="http://schemas.microsoft.com/office/word/2012/wordml" xmlns:w16cex="http://schemas.microsoft.com/office/word/2018/wordml/cex" xmlns:w16cid="http://schemas.microsoft.com/office/word/2016/wordml/cid" xmlns:w16="http://schemas.microsoft.com/office/word/2018/wordml" xmlns:w16sdtdh="http://schemas.microsoft.com/office/word/2020/wordml/sdtdatahash" xmlns:w16se="http://schemas.microsoft.com/office/word/2015/wordml/symex" xmlns:wpg="http://schemas.microsoft.com/office/word/2010/wordprocessingGroup" xmlns:wpi="http://schemas.microsoft.com/office/word/2010/wordprocessingInk" xmlns:wne="http://schemas.microsoft.com/office/word/2006/wordml" xmlns:wps="http://schemas.microsoft.com/office/word/2010/wordprocessingShape" mc:Ignorable="w14 w15 w16se w16cid w16 w16cex w16sdtdh wp14">
   <w:footnote w:type="separator" w:id="-1">
     <w:p>
       <w:r>
@@ -10337,7 +10288,7 @@
 </file>
 
 <file path=word/header1.xml><?xml version="1.0" encoding="utf-8"?>
-<w:hdr xmlns:wpc="http://schemas.microsoft.com/office/word/2010/wordprocessingCanvas" xmlns:cx="http://schemas.microsoft.com/office/drawing/2014/chartex" xmlns:cx1="http://schemas.microsoft.com/office/drawing/2015/9/8/chartex" xmlns:mc="http://schemas.openxmlformats.org/markup-compatibility/2006" xmlns:o="urn:schemas-microsoft-com:office:office" xmlns:r="http://schemas.openxmlformats.org/officeDocument/2006/relationships" xmlns:m="http://schemas.openxmlformats.org/officeDocument/2006/math" xmlns:v="urn:schemas-microsoft-com:vml" xmlns:wp14="http://schemas.microsoft.com/office/word/2010/wordprocessingDrawing" xmlns:wp="http://schemas.openxmlformats.org/drawingml/2006/wordprocessingDrawing" xmlns:w10="urn:schemas-microsoft-com:office:word" xmlns:w="http://schemas.openxmlformats.org/wordprocessingml/2006/main" xmlns:w14="http://schemas.microsoft.com/office/word/2010/wordml" xmlns:w15="http://schemas.microsoft.com/office/word/2012/wordml" xmlns:w16se="http://schemas.microsoft.com/office/word/2015/wordml/symex" xmlns:wpg="http://schemas.microsoft.com/office/word/2010/wordprocessingGroup" xmlns:wpi="http://schemas.microsoft.com/office/word/2010/wordprocessingInk" xmlns:wne="http://schemas.microsoft.com/office/word/2006/wordml" xmlns:wps="http://schemas.microsoft.com/office/word/2010/wordprocessingShape" mc:Ignorable="w14 w15 w16se wp14">
+<w:hdr xmlns:wpc="http://schemas.microsoft.com/office/word/2010/wordprocessingCanvas" xmlns:cx="http://schemas.microsoft.com/office/drawing/2014/chartex" xmlns:cx1="http://schemas.microsoft.com/office/drawing/2015/9/8/chartex" xmlns:cx2="http://schemas.microsoft.com/office/drawing/2015/10/21/chartex" xmlns:cx3="http://schemas.microsoft.com/office/drawing/2016/5/9/chartex" xmlns:cx4="http://schemas.microsoft.com/office/drawing/2016/5/10/chartex" xmlns:cx5="http://schemas.microsoft.com/office/drawing/2016/5/11/chartex" xmlns:cx6="http://schemas.microsoft.com/office/drawing/2016/5/12/chartex" xmlns:cx7="http://schemas.microsoft.com/office/drawing/2016/5/13/chartex" xmlns:cx8="http://schemas.microsoft.com/office/drawing/2016/5/14/chartex" xmlns:mc="http://schemas.openxmlformats.org/markup-compatibility/2006" xmlns:aink="http://schemas.microsoft.com/office/drawing/2016/ink" xmlns:am3d="http://schemas.microsoft.com/office/drawing/2017/model3d" xmlns:o="urn:schemas-microsoft-com:office:office" xmlns:oel="http://schemas.microsoft.com/office/2019/extlst" xmlns:r="http://schemas.openxmlformats.org/officeDocument/2006/relationships" xmlns:m="http://schemas.openxmlformats.org/officeDocument/2006/math" xmlns:v="urn:schemas-microsoft-com:vml" xmlns:wp14="http://schemas.microsoft.com/office/word/2010/wordprocessingDrawing" xmlns:wp="http://schemas.openxmlformats.org/drawingml/2006/wordprocessingDrawing" xmlns:w10="urn:schemas-microsoft-com:office:word" xmlns:w="http://schemas.openxmlformats.org/wordprocessingml/2006/main" xmlns:w14="http://schemas.microsoft.com/office/word/2010/wordml" xmlns:w15="http://schemas.microsoft.com/office/word/2012/wordml" xmlns:w16cex="http://schemas.microsoft.com/office/word/2018/wordml/cex" xmlns:w16cid="http://schemas.microsoft.com/office/word/2016/wordml/cid" xmlns:w16="http://schemas.microsoft.com/office/word/2018/wordml" xmlns:w16sdtdh="http://schemas.microsoft.com/office/word/2020/wordml/sdtdatahash" xmlns:w16se="http://schemas.microsoft.com/office/word/2015/wordml/symex" xmlns:wpg="http://schemas.microsoft.com/office/word/2010/wordprocessingGroup" xmlns:wpi="http://schemas.microsoft.com/office/word/2010/wordprocessingInk" xmlns:wne="http://schemas.microsoft.com/office/word/2006/wordml" xmlns:wps="http://schemas.microsoft.com/office/word/2010/wordprocessingShape" mc:Ignorable="w14 w15 w16se w16cid w16 w16cex w16sdtdh wp14">
   <w:sdt>
     <w:sdtPr>
       <w:id w:val="526216929"/>
@@ -10346,7 +10297,6 @@
         <w:docPartUnique/>
       </w:docPartObj>
     </w:sdtPr>
-    <w:sdtEndPr/>
     <w:sdtContent>
       <w:p>
         <w:pPr>
@@ -10412,7 +10362,7 @@
 </file>
 
 <file path=word/header2.xml><?xml version="1.0" encoding="utf-8"?>
-<w:hdr xmlns:wpc="http://schemas.microsoft.com/office/word/2010/wordprocessingCanvas" xmlns:cx="http://schemas.microsoft.com/office/drawing/2014/chartex" xmlns:cx1="http://schemas.microsoft.com/office/drawing/2015/9/8/chartex" xmlns:mc="http://schemas.openxmlformats.org/markup-compatibility/2006" xmlns:o="urn:schemas-microsoft-com:office:office" xmlns:r="http://schemas.openxmlformats.org/officeDocument/2006/relationships" xmlns:m="http://schemas.openxmlformats.org/officeDocument/2006/math" xmlns:v="urn:schemas-microsoft-com:vml" xmlns:wp14="http://schemas.microsoft.com/office/word/2010/wordprocessingDrawing" xmlns:wp="http://schemas.openxmlformats.org/drawingml/2006/wordprocessingDrawing" xmlns:w10="urn:schemas-microsoft-com:office:word" xmlns:w="http://schemas.openxmlformats.org/wordprocessingml/2006/main" xmlns:w14="http://schemas.microsoft.com/office/word/2010/wordml" xmlns:w15="http://schemas.microsoft.com/office/word/2012/wordml" xmlns:w16se="http://schemas.microsoft.com/office/word/2015/wordml/symex" xmlns:wpg="http://schemas.microsoft.com/office/word/2010/wordprocessingGroup" xmlns:wpi="http://schemas.microsoft.com/office/word/2010/wordprocessingInk" xmlns:wne="http://schemas.microsoft.com/office/word/2006/wordml" xmlns:wps="http://schemas.microsoft.com/office/word/2010/wordprocessingShape" mc:Ignorable="w14 w15 w16se wp14">
+<w:hdr xmlns:wpc="http://schemas.microsoft.com/office/word/2010/wordprocessingCanvas" xmlns:cx="http://schemas.microsoft.com/office/drawing/2014/chartex" xmlns:cx1="http://schemas.microsoft.com/office/drawing/2015/9/8/chartex" xmlns:cx2="http://schemas.microsoft.com/office/drawing/2015/10/21/chartex" xmlns:cx3="http://schemas.microsoft.com/office/drawing/2016/5/9/chartex" xmlns:cx4="http://schemas.microsoft.com/office/drawing/2016/5/10/chartex" xmlns:cx5="http://schemas.microsoft.com/office/drawing/2016/5/11/chartex" xmlns:cx6="http://schemas.microsoft.com/office/drawing/2016/5/12/chartex" xmlns:cx7="http://schemas.microsoft.com/office/drawing/2016/5/13/chartex" xmlns:cx8="http://schemas.microsoft.com/office/drawing/2016/5/14/chartex" xmlns:mc="http://schemas.openxmlformats.org/markup-compatibility/2006" xmlns:aink="http://schemas.microsoft.com/office/drawing/2016/ink" xmlns:am3d="http://schemas.microsoft.com/office/drawing/2017/model3d" xmlns:o="urn:schemas-microsoft-com:office:office" xmlns:oel="http://schemas.microsoft.com/office/2019/extlst" xmlns:r="http://schemas.openxmlformats.org/officeDocument/2006/relationships" xmlns:m="http://schemas.openxmlformats.org/officeDocument/2006/math" xmlns:v="urn:schemas-microsoft-com:vml" xmlns:wp14="http://schemas.microsoft.com/office/word/2010/wordprocessingDrawing" xmlns:wp="http://schemas.openxmlformats.org/drawingml/2006/wordprocessingDrawing" xmlns:w10="urn:schemas-microsoft-com:office:word" xmlns:w="http://schemas.openxmlformats.org/wordprocessingml/2006/main" xmlns:w14="http://schemas.microsoft.com/office/word/2010/wordml" xmlns:w15="http://schemas.microsoft.com/office/word/2012/wordml" xmlns:w16cex="http://schemas.microsoft.com/office/word/2018/wordml/cex" xmlns:w16cid="http://schemas.microsoft.com/office/word/2016/wordml/cid" xmlns:w16="http://schemas.microsoft.com/office/word/2018/wordml" xmlns:w16sdtdh="http://schemas.microsoft.com/office/word/2020/wordml/sdtdatahash" xmlns:w16se="http://schemas.microsoft.com/office/word/2015/wordml/symex" xmlns:wpg="http://schemas.microsoft.com/office/word/2010/wordprocessingGroup" xmlns:wpi="http://schemas.microsoft.com/office/word/2010/wordprocessingInk" xmlns:wne="http://schemas.microsoft.com/office/word/2006/wordml" xmlns:wps="http://schemas.microsoft.com/office/word/2010/wordprocessingShape" mc:Ignorable="w14 w15 w16se w16cid w16 w16cex w16sdtdh wp14">
   <w:p>
     <w:pPr>
       <w:pStyle w:val="a3"/>
@@ -10451,7 +10401,7 @@
 </file>
 
 <file path=word/numbering.xml><?xml version="1.0" encoding="utf-8"?>
-<w:numbering xmlns:wpc="http://schemas.microsoft.com/office/word/2010/wordprocessingCanvas" xmlns:cx="http://schemas.microsoft.com/office/drawing/2014/chartex" xmlns:cx1="http://schemas.microsoft.com/office/drawing/2015/9/8/chartex" xmlns:mc="http://schemas.openxmlformats.org/markup-compatibility/2006" xmlns:o="urn:schemas-microsoft-com:office:office" xmlns:r="http://schemas.openxmlformats.org/officeDocument/2006/relationships" xmlns:m="http://schemas.openxmlformats.org/officeDocument/2006/math" xmlns:v="urn:schemas-microsoft-com:vml" xmlns:wp14="http://schemas.microsoft.com/office/word/2010/wordprocessingDrawing" xmlns:wp="http://schemas.openxmlformats.org/drawingml/2006/wordprocessingDrawing" xmlns:w10="urn:schemas-microsoft-com:office:word" xmlns:w="http://schemas.openxmlformats.org/wordprocessingml/2006/main" xmlns:w14="http://schemas.microsoft.com/office/word/2010/wordml" xmlns:w15="http://schemas.microsoft.com/office/word/2012/wordml" xmlns:w16se="http://schemas.microsoft.com/office/word/2015/wordml/symex" xmlns:wpg="http://schemas.microsoft.com/office/word/2010/wordprocessingGroup" xmlns:wpi="http://schemas.microsoft.com/office/word/2010/wordprocessingInk" xmlns:wne="http://schemas.microsoft.com/office/word/2006/wordml" xmlns:wps="http://schemas.microsoft.com/office/word/2010/wordprocessingShape" mc:Ignorable="w14 w15 w16se wp14">
+<w:numbering xmlns:wpc="http://schemas.microsoft.com/office/word/2010/wordprocessingCanvas" xmlns:cx="http://schemas.microsoft.com/office/drawing/2014/chartex" xmlns:cx1="http://schemas.microsoft.com/office/drawing/2015/9/8/chartex" xmlns:cx2="http://schemas.microsoft.com/office/drawing/2015/10/21/chartex" xmlns:cx3="http://schemas.microsoft.com/office/drawing/2016/5/9/chartex" xmlns:cx4="http://schemas.microsoft.com/office/drawing/2016/5/10/chartex" xmlns:cx5="http://schemas.microsoft.com/office/drawing/2016/5/11/chartex" xmlns:cx6="http://schemas.microsoft.com/office/drawing/2016/5/12/chartex" xmlns:cx7="http://schemas.microsoft.com/office/drawing/2016/5/13/chartex" xmlns:cx8="http://schemas.microsoft.com/office/drawing/2016/5/14/chartex" xmlns:mc="http://schemas.openxmlformats.org/markup-compatibility/2006" xmlns:aink="http://schemas.microsoft.com/office/drawing/2016/ink" xmlns:am3d="http://schemas.microsoft.com/office/drawing/2017/model3d" xmlns:o="urn:schemas-microsoft-com:office:office" xmlns:oel="http://schemas.microsoft.com/office/2019/extlst" xmlns:r="http://schemas.openxmlformats.org/officeDocument/2006/relationships" xmlns:m="http://schemas.openxmlformats.org/officeDocument/2006/math" xmlns:v="urn:schemas-microsoft-com:vml" xmlns:wp14="http://schemas.microsoft.com/office/word/2010/wordprocessingDrawing" xmlns:wp="http://schemas.openxmlformats.org/drawingml/2006/wordprocessingDrawing" xmlns:w10="urn:schemas-microsoft-com:office:word" xmlns:w="http://schemas.openxmlformats.org/wordprocessingml/2006/main" xmlns:w14="http://schemas.microsoft.com/office/word/2010/wordml" xmlns:w15="http://schemas.microsoft.com/office/word/2012/wordml" xmlns:w16cex="http://schemas.microsoft.com/office/word/2018/wordml/cex" xmlns:w16cid="http://schemas.microsoft.com/office/word/2016/wordml/cid" xmlns:w16="http://schemas.microsoft.com/office/word/2018/wordml" xmlns:w16sdtdh="http://schemas.microsoft.com/office/word/2020/wordml/sdtdatahash" xmlns:w16se="http://schemas.microsoft.com/office/word/2015/wordml/symex" xmlns:wpg="http://schemas.microsoft.com/office/word/2010/wordprocessingGroup" xmlns:wpi="http://schemas.microsoft.com/office/word/2010/wordprocessingInk" xmlns:wne="http://schemas.microsoft.com/office/word/2006/wordml" xmlns:wps="http://schemas.microsoft.com/office/word/2010/wordprocessingShape" mc:Ignorable="w14 w15 w16se w16cid w16 w16cex w16sdtdh wp14">
   <w:abstractNum w:abstractNumId="0" w15:restartNumberingAfterBreak="0">
     <w:nsid w:val="0BD75FF5"/>
     <w:multiLevelType w:val="hybridMultilevel"/>
@@ -12015,52 +11965,52 @@
       </w:pPr>
     </w:lvl>
   </w:abstractNum>
-  <w:num w:numId="1">
+  <w:num w:numId="1" w16cid:durableId="265502816">
     <w:abstractNumId w:val="2"/>
   </w:num>
-  <w:num w:numId="2">
+  <w:num w:numId="2" w16cid:durableId="1250311573">
     <w:abstractNumId w:val="8"/>
   </w:num>
-  <w:num w:numId="3">
+  <w:num w:numId="3" w16cid:durableId="780952940">
     <w:abstractNumId w:val="1"/>
   </w:num>
-  <w:num w:numId="4">
+  <w:num w:numId="4" w16cid:durableId="1302997943">
     <w:abstractNumId w:val="11"/>
   </w:num>
-  <w:num w:numId="5">
+  <w:num w:numId="5" w16cid:durableId="1787117504">
     <w:abstractNumId w:val="0"/>
   </w:num>
-  <w:num w:numId="6">
+  <w:num w:numId="6" w16cid:durableId="471558150">
     <w:abstractNumId w:val="12"/>
   </w:num>
-  <w:num w:numId="7">
+  <w:num w:numId="7" w16cid:durableId="1677491251">
     <w:abstractNumId w:val="10"/>
   </w:num>
-  <w:num w:numId="8">
+  <w:num w:numId="8" w16cid:durableId="1835216914">
     <w:abstractNumId w:val="4"/>
   </w:num>
-  <w:num w:numId="9">
+  <w:num w:numId="9" w16cid:durableId="1091926765">
     <w:abstractNumId w:val="9"/>
   </w:num>
-  <w:num w:numId="10">
+  <w:num w:numId="10" w16cid:durableId="1968733270">
     <w:abstractNumId w:val="13"/>
   </w:num>
-  <w:num w:numId="11">
+  <w:num w:numId="11" w16cid:durableId="1566180198">
     <w:abstractNumId w:val="5"/>
   </w:num>
-  <w:num w:numId="12">
+  <w:num w:numId="12" w16cid:durableId="1630357482">
     <w:abstractNumId w:val="14"/>
   </w:num>
-  <w:num w:numId="13">
+  <w:num w:numId="13" w16cid:durableId="1463843973">
     <w:abstractNumId w:val="6"/>
   </w:num>
-  <w:num w:numId="14">
+  <w:num w:numId="14" w16cid:durableId="2782803">
     <w:abstractNumId w:val="15"/>
   </w:num>
-  <w:num w:numId="15">
+  <w:num w:numId="15" w16cid:durableId="2062442924">
     <w:abstractNumId w:val="3"/>
   </w:num>
-  <w:num w:numId="16">
+  <w:num w:numId="16" w16cid:durableId="364871207">
     <w:abstractNumId w:val="7"/>
   </w:num>
   <w:numIdMacAtCleanup w:val="13"/>
@@ -12068,7 +12018,7 @@
 </file>
 
 <file path=word/styles.xml><?xml version="1.0" encoding="utf-8"?>
-<w:styles xmlns:mc="http://schemas.openxmlformats.org/markup-compatibility/2006" xmlns:r="http://schemas.openxmlformats.org/officeDocument/2006/relationships" xmlns:w="http://schemas.openxmlformats.org/wordprocessingml/2006/main" xmlns:w14="http://schemas.microsoft.com/office/word/2010/wordml" xmlns:w15="http://schemas.microsoft.com/office/word/2012/wordml" xmlns:w16se="http://schemas.microsoft.com/office/word/2015/wordml/symex" mc:Ignorable="w14 w15 w16se">
+<w:styles xmlns:mc="http://schemas.openxmlformats.org/markup-compatibility/2006" xmlns:r="http://schemas.openxmlformats.org/officeDocument/2006/relationships" xmlns:w="http://schemas.openxmlformats.org/wordprocessingml/2006/main" xmlns:w14="http://schemas.microsoft.com/office/word/2010/wordml" xmlns:w15="http://schemas.microsoft.com/office/word/2012/wordml" xmlns:w16cex="http://schemas.microsoft.com/office/word/2018/wordml/cex" xmlns:w16cid="http://schemas.microsoft.com/office/word/2016/wordml/cid" xmlns:w16="http://schemas.microsoft.com/office/word/2018/wordml" xmlns:w16sdtdh="http://schemas.microsoft.com/office/word/2020/wordml/sdtdatahash" xmlns:w16se="http://schemas.microsoft.com/office/word/2015/wordml/symex" mc:Ignorable="w14 w15 w16se w16cid w16 w16cex w16sdtdh">
   <w:docDefaults>
     <w:rPrDefault>
       <w:rPr>
@@ -12078,7 +12028,7 @@
     </w:rPrDefault>
     <w:pPrDefault/>
   </w:docDefaults>
-  <w:latentStyles w:defLockedState="0" w:defUIPriority="0" w:defSemiHidden="0" w:defUnhideWhenUsed="0" w:defQFormat="0" w:count="371">
+  <w:latentStyles w:defLockedState="0" w:defUIPriority="0" w:defSemiHidden="0" w:defUnhideWhenUsed="0" w:defQFormat="0" w:count="376">
     <w:lsdException w:name="Normal" w:qFormat="1"/>
     <w:lsdException w:name="heading 1" w:qFormat="1"/>
     <w:lsdException w:name="heading 2" w:qFormat="1"/>
@@ -12443,6 +12393,11 @@
     <w:lsdException w:name="List Table 5 Dark Accent 6" w:uiPriority="50"/>
     <w:lsdException w:name="List Table 6 Colorful Accent 6" w:uiPriority="51"/>
     <w:lsdException w:name="List Table 7 Colorful Accent 6" w:uiPriority="52"/>
+    <w:lsdException w:name="Mention" w:semiHidden="1" w:uiPriority="99" w:unhideWhenUsed="1"/>
+    <w:lsdException w:name="Smart Hyperlink" w:semiHidden="1" w:uiPriority="99" w:unhideWhenUsed="1"/>
+    <w:lsdException w:name="Hashtag" w:semiHidden="1" w:uiPriority="99" w:unhideWhenUsed="1"/>
+    <w:lsdException w:name="Unresolved Mention" w:semiHidden="1" w:uiPriority="99" w:unhideWhenUsed="1"/>
+    <w:lsdException w:name="Smart Link" w:semiHidden="1" w:uiPriority="99" w:unhideWhenUsed="1"/>
   </w:latentStyles>
   <w:style w:type="paragraph" w:default="1" w:styleId="a">
     <w:name w:val="Normal"/>

--- a/word_templates/VOIS_LD_IP_s_2017.docx
+++ b/word_templates/VOIS_LD_IP_s_2017.docx
@@ -1,6 +1,6 @@
 
 <file path=word/document.xml><?xml version="1.0" encoding="utf-8"?>
-<w:document xmlns:wpc="http://schemas.microsoft.com/office/word/2010/wordprocessingCanvas" xmlns:cx="http://schemas.microsoft.com/office/drawing/2014/chartex" xmlns:cx1="http://schemas.microsoft.com/office/drawing/2015/9/8/chartex" xmlns:cx2="http://schemas.microsoft.com/office/drawing/2015/10/21/chartex" xmlns:cx3="http://schemas.microsoft.com/office/drawing/2016/5/9/chartex" xmlns:cx4="http://schemas.microsoft.com/office/drawing/2016/5/10/chartex" xmlns:cx5="http://schemas.microsoft.com/office/drawing/2016/5/11/chartex" xmlns:cx6="http://schemas.microsoft.com/office/drawing/2016/5/12/chartex" xmlns:cx7="http://schemas.microsoft.com/office/drawing/2016/5/13/chartex" xmlns:cx8="http://schemas.microsoft.com/office/drawing/2016/5/14/chartex" xmlns:mc="http://schemas.openxmlformats.org/markup-compatibility/2006" xmlns:aink="http://schemas.microsoft.com/office/drawing/2016/ink" xmlns:am3d="http://schemas.microsoft.com/office/drawing/2017/model3d" xmlns:o="urn:schemas-microsoft-com:office:office" xmlns:oel="http://schemas.microsoft.com/office/2019/extlst" xmlns:r="http://schemas.openxmlformats.org/officeDocument/2006/relationships" xmlns:m="http://schemas.openxmlformats.org/officeDocument/2006/math" xmlns:v="urn:schemas-microsoft-com:vml" xmlns:wp14="http://schemas.microsoft.com/office/word/2010/wordprocessingDrawing" xmlns:wp="http://schemas.openxmlformats.org/drawingml/2006/wordprocessingDrawing" xmlns:w10="urn:schemas-microsoft-com:office:word" xmlns:w="http://schemas.openxmlformats.org/wordprocessingml/2006/main" xmlns:w14="http://schemas.microsoft.com/office/word/2010/wordml" xmlns:w15="http://schemas.microsoft.com/office/word/2012/wordml" xmlns:w16cex="http://schemas.microsoft.com/office/word/2018/wordml/cex" xmlns:w16cid="http://schemas.microsoft.com/office/word/2016/wordml/cid" xmlns:w16="http://schemas.microsoft.com/office/word/2018/wordml" xmlns:w16sdtdh="http://schemas.microsoft.com/office/word/2020/wordml/sdtdatahash" xmlns:w16se="http://schemas.microsoft.com/office/word/2015/wordml/symex" xmlns:wpg="http://schemas.microsoft.com/office/word/2010/wordprocessingGroup" xmlns:wpi="http://schemas.microsoft.com/office/word/2010/wordprocessingInk" xmlns:wne="http://schemas.microsoft.com/office/word/2006/wordml" xmlns:wps="http://schemas.microsoft.com/office/word/2010/wordprocessingShape" mc:Ignorable="w14 w15 w16se w16cid w16 w16cex w16sdtdh wp14">
+<w:document xmlns:wpc="http://schemas.microsoft.com/office/word/2010/wordprocessingCanvas" xmlns:cx="http://schemas.microsoft.com/office/drawing/2014/chartex" xmlns:cx1="http://schemas.microsoft.com/office/drawing/2015/9/8/chartex" xmlns:mc="http://schemas.openxmlformats.org/markup-compatibility/2006" xmlns:o="urn:schemas-microsoft-com:office:office" xmlns:r="http://schemas.openxmlformats.org/officeDocument/2006/relationships" xmlns:m="http://schemas.openxmlformats.org/officeDocument/2006/math" xmlns:v="urn:schemas-microsoft-com:vml" xmlns:wp14="http://schemas.microsoft.com/office/word/2010/wordprocessingDrawing" xmlns:wp="http://schemas.openxmlformats.org/drawingml/2006/wordprocessingDrawing" xmlns:w10="urn:schemas-microsoft-com:office:word" xmlns:w="http://schemas.openxmlformats.org/wordprocessingml/2006/main" xmlns:w14="http://schemas.microsoft.com/office/word/2010/wordml" xmlns:w15="http://schemas.microsoft.com/office/word/2012/wordml" xmlns:w16se="http://schemas.microsoft.com/office/word/2015/wordml/symex" xmlns:wpg="http://schemas.microsoft.com/office/word/2010/wordprocessingGroup" xmlns:wpi="http://schemas.microsoft.com/office/word/2010/wordprocessingInk" xmlns:wne="http://schemas.microsoft.com/office/word/2006/wordml" xmlns:wps="http://schemas.microsoft.com/office/word/2010/wordprocessingShape" mc:Ignorable="w14 w15 w16se wp14">
   <w:body>
     <w:p>
       <w:pPr>
@@ -5549,8 +5549,10 @@
                 <w:sz w:val="16"/>
                 <w:szCs w:val="16"/>
               </w:rPr>
-              <w:t>ИНН {{INN}} / КПП {{KPP}}</w:t>
-            </w:r>
+              <w:t xml:space="preserve">ИНН {{INN}} </w:t>
+            </w:r>
+            <w:bookmarkStart w:id="0" w:name="_GoBack"/>
+            <w:bookmarkEnd w:id="0"/>
           </w:p>
           <w:p>
             <w:pPr>
@@ -8840,7 +8842,7 @@
                     </wp:anchor>
                   </w:drawing>
                 </mc:Choice>
-                <mc:Fallback>
+                <mc:Fallback xmlns:w16sdtdh="http://schemas.microsoft.com/office/word/2020/wordml/sdtdatahash" xmlns:w16="http://schemas.microsoft.com/office/word/2018/wordml" xmlns:w16cid="http://schemas.microsoft.com/office/word/2016/wordml/cid" xmlns:w16cex="http://schemas.microsoft.com/office/word/2018/wordml/cex" xmlns:oel="http://schemas.microsoft.com/office/2019/extlst" xmlns:am3d="http://schemas.microsoft.com/office/drawing/2017/model3d" xmlns:aink="http://schemas.microsoft.com/office/drawing/2016/ink" xmlns:cx8="http://schemas.microsoft.com/office/drawing/2016/5/14/chartex" xmlns:cx7="http://schemas.microsoft.com/office/drawing/2016/5/13/chartex" xmlns:cx6="http://schemas.microsoft.com/office/drawing/2016/5/12/chartex" xmlns:cx5="http://schemas.microsoft.com/office/drawing/2016/5/11/chartex" xmlns:cx4="http://schemas.microsoft.com/office/drawing/2016/5/10/chartex" xmlns:cx3="http://schemas.microsoft.com/office/drawing/2016/5/9/chartex" xmlns:cx2="http://schemas.microsoft.com/office/drawing/2015/10/21/chartex">
                   <w:pict>
                     <v:shapetype w14:anchorId="094E602F" id="_x0000_t202" coordsize="21600,21600" o:spt="202" path="m,l,21600r21600,l21600,xe">
                       <v:stroke joinstyle="miter"/>
@@ -10164,7 +10166,7 @@
 </file>
 
 <file path=word/endnotes.xml><?xml version="1.0" encoding="utf-8"?>
-<w:endnotes xmlns:wpc="http://schemas.microsoft.com/office/word/2010/wordprocessingCanvas" xmlns:cx="http://schemas.microsoft.com/office/drawing/2014/chartex" xmlns:cx1="http://schemas.microsoft.com/office/drawing/2015/9/8/chartex" xmlns:cx2="http://schemas.microsoft.com/office/drawing/2015/10/21/chartex" xmlns:cx3="http://schemas.microsoft.com/office/drawing/2016/5/9/chartex" xmlns:cx4="http://schemas.microsoft.com/office/drawing/2016/5/10/chartex" xmlns:cx5="http://schemas.microsoft.com/office/drawing/2016/5/11/chartex" xmlns:cx6="http://schemas.microsoft.com/office/drawing/2016/5/12/chartex" xmlns:cx7="http://schemas.microsoft.com/office/drawing/2016/5/13/chartex" xmlns:cx8="http://schemas.microsoft.com/office/drawing/2016/5/14/chartex" xmlns:mc="http://schemas.openxmlformats.org/markup-compatibility/2006" xmlns:aink="http://schemas.microsoft.com/office/drawing/2016/ink" xmlns:am3d="http://schemas.microsoft.com/office/drawing/2017/model3d" xmlns:o="urn:schemas-microsoft-com:office:office" xmlns:oel="http://schemas.microsoft.com/office/2019/extlst" xmlns:r="http://schemas.openxmlformats.org/officeDocument/2006/relationships" xmlns:m="http://schemas.openxmlformats.org/officeDocument/2006/math" xmlns:v="urn:schemas-microsoft-com:vml" xmlns:wp14="http://schemas.microsoft.com/office/word/2010/wordprocessingDrawing" xmlns:wp="http://schemas.openxmlformats.org/drawingml/2006/wordprocessingDrawing" xmlns:w10="urn:schemas-microsoft-com:office:word" xmlns:w="http://schemas.openxmlformats.org/wordprocessingml/2006/main" xmlns:w14="http://schemas.microsoft.com/office/word/2010/wordml" xmlns:w15="http://schemas.microsoft.com/office/word/2012/wordml" xmlns:w16cex="http://schemas.microsoft.com/office/word/2018/wordml/cex" xmlns:w16cid="http://schemas.microsoft.com/office/word/2016/wordml/cid" xmlns:w16="http://schemas.microsoft.com/office/word/2018/wordml" xmlns:w16sdtdh="http://schemas.microsoft.com/office/word/2020/wordml/sdtdatahash" xmlns:w16se="http://schemas.microsoft.com/office/word/2015/wordml/symex" xmlns:wpg="http://schemas.microsoft.com/office/word/2010/wordprocessingGroup" xmlns:wpi="http://schemas.microsoft.com/office/word/2010/wordprocessingInk" xmlns:wne="http://schemas.microsoft.com/office/word/2006/wordml" xmlns:wps="http://schemas.microsoft.com/office/word/2010/wordprocessingShape" mc:Ignorable="w14 w15 w16se w16cid w16 w16cex w16sdtdh wp14">
+<w:endnotes xmlns:wpc="http://schemas.microsoft.com/office/word/2010/wordprocessingCanvas" xmlns:cx="http://schemas.microsoft.com/office/drawing/2014/chartex" xmlns:cx1="http://schemas.microsoft.com/office/drawing/2015/9/8/chartex" xmlns:mc="http://schemas.openxmlformats.org/markup-compatibility/2006" xmlns:o="urn:schemas-microsoft-com:office:office" xmlns:r="http://schemas.openxmlformats.org/officeDocument/2006/relationships" xmlns:m="http://schemas.openxmlformats.org/officeDocument/2006/math" xmlns:v="urn:schemas-microsoft-com:vml" xmlns:wp14="http://schemas.microsoft.com/office/word/2010/wordprocessingDrawing" xmlns:wp="http://schemas.openxmlformats.org/drawingml/2006/wordprocessingDrawing" xmlns:w10="urn:schemas-microsoft-com:office:word" xmlns:w="http://schemas.openxmlformats.org/wordprocessingml/2006/main" xmlns:w14="http://schemas.microsoft.com/office/word/2010/wordml" xmlns:w15="http://schemas.microsoft.com/office/word/2012/wordml" xmlns:w16se="http://schemas.microsoft.com/office/word/2015/wordml/symex" xmlns:wpg="http://schemas.microsoft.com/office/word/2010/wordprocessingGroup" xmlns:wpi="http://schemas.microsoft.com/office/word/2010/wordprocessingInk" xmlns:wne="http://schemas.microsoft.com/office/word/2006/wordml" xmlns:wps="http://schemas.microsoft.com/office/word/2010/wordprocessingShape" mc:Ignorable="w14 w15 w16se wp14">
   <w:endnote w:type="separator" w:id="-1">
     <w:p>
       <w:r>
@@ -10183,7 +10185,7 @@
 </file>
 
 <file path=word/footer1.xml><?xml version="1.0" encoding="utf-8"?>
-<w:ftr xmlns:wpc="http://schemas.microsoft.com/office/word/2010/wordprocessingCanvas" xmlns:cx="http://schemas.microsoft.com/office/drawing/2014/chartex" xmlns:cx1="http://schemas.microsoft.com/office/drawing/2015/9/8/chartex" xmlns:cx2="http://schemas.microsoft.com/office/drawing/2015/10/21/chartex" xmlns:cx3="http://schemas.microsoft.com/office/drawing/2016/5/9/chartex" xmlns:cx4="http://schemas.microsoft.com/office/drawing/2016/5/10/chartex" xmlns:cx5="http://schemas.microsoft.com/office/drawing/2016/5/11/chartex" xmlns:cx6="http://schemas.microsoft.com/office/drawing/2016/5/12/chartex" xmlns:cx7="http://schemas.microsoft.com/office/drawing/2016/5/13/chartex" xmlns:cx8="http://schemas.microsoft.com/office/drawing/2016/5/14/chartex" xmlns:mc="http://schemas.openxmlformats.org/markup-compatibility/2006" xmlns:aink="http://schemas.microsoft.com/office/drawing/2016/ink" xmlns:am3d="http://schemas.microsoft.com/office/drawing/2017/model3d" xmlns:o="urn:schemas-microsoft-com:office:office" xmlns:oel="http://schemas.microsoft.com/office/2019/extlst" xmlns:r="http://schemas.openxmlformats.org/officeDocument/2006/relationships" xmlns:m="http://schemas.openxmlformats.org/officeDocument/2006/math" xmlns:v="urn:schemas-microsoft-com:vml" xmlns:wp14="http://schemas.microsoft.com/office/word/2010/wordprocessingDrawing" xmlns:wp="http://schemas.openxmlformats.org/drawingml/2006/wordprocessingDrawing" xmlns:w10="urn:schemas-microsoft-com:office:word" xmlns:w="http://schemas.openxmlformats.org/wordprocessingml/2006/main" xmlns:w14="http://schemas.microsoft.com/office/word/2010/wordml" xmlns:w15="http://schemas.microsoft.com/office/word/2012/wordml" xmlns:w16cex="http://schemas.microsoft.com/office/word/2018/wordml/cex" xmlns:w16cid="http://schemas.microsoft.com/office/word/2016/wordml/cid" xmlns:w16="http://schemas.microsoft.com/office/word/2018/wordml" xmlns:w16sdtdh="http://schemas.microsoft.com/office/word/2020/wordml/sdtdatahash" xmlns:w16se="http://schemas.microsoft.com/office/word/2015/wordml/symex" xmlns:wpg="http://schemas.microsoft.com/office/word/2010/wordprocessingGroup" xmlns:wpi="http://schemas.microsoft.com/office/word/2010/wordprocessingInk" xmlns:wne="http://schemas.microsoft.com/office/word/2006/wordml" xmlns:wps="http://schemas.microsoft.com/office/word/2010/wordprocessingShape" mc:Ignorable="w14 w15 w16se w16cid w16 w16cex w16sdtdh wp14">
+<w:ftr xmlns:wpc="http://schemas.microsoft.com/office/word/2010/wordprocessingCanvas" xmlns:cx="http://schemas.microsoft.com/office/drawing/2014/chartex" xmlns:cx1="http://schemas.microsoft.com/office/drawing/2015/9/8/chartex" xmlns:mc="http://schemas.openxmlformats.org/markup-compatibility/2006" xmlns:o="urn:schemas-microsoft-com:office:office" xmlns:r="http://schemas.openxmlformats.org/officeDocument/2006/relationships" xmlns:m="http://schemas.openxmlformats.org/officeDocument/2006/math" xmlns:v="urn:schemas-microsoft-com:vml" xmlns:wp14="http://schemas.microsoft.com/office/word/2010/wordprocessingDrawing" xmlns:wp="http://schemas.openxmlformats.org/drawingml/2006/wordprocessingDrawing" xmlns:w10="urn:schemas-microsoft-com:office:word" xmlns:w="http://schemas.openxmlformats.org/wordprocessingml/2006/main" xmlns:w14="http://schemas.microsoft.com/office/word/2010/wordml" xmlns:w15="http://schemas.microsoft.com/office/word/2012/wordml" xmlns:w16se="http://schemas.microsoft.com/office/word/2015/wordml/symex" xmlns:wpg="http://schemas.microsoft.com/office/word/2010/wordprocessingGroup" xmlns:wpi="http://schemas.microsoft.com/office/word/2010/wordprocessingInk" xmlns:wne="http://schemas.microsoft.com/office/word/2006/wordml" xmlns:wps="http://schemas.microsoft.com/office/word/2010/wordprocessingShape" mc:Ignorable="w14 w15 w16se wp14">
   <w:p>
     <w:pPr>
       <w:pStyle w:val="aa"/>
@@ -10225,7 +10227,7 @@
 </file>
 
 <file path=word/footer2.xml><?xml version="1.0" encoding="utf-8"?>
-<w:ftr xmlns:wpc="http://schemas.microsoft.com/office/word/2010/wordprocessingCanvas" xmlns:cx="http://schemas.microsoft.com/office/drawing/2014/chartex" xmlns:cx1="http://schemas.microsoft.com/office/drawing/2015/9/8/chartex" xmlns:cx2="http://schemas.microsoft.com/office/drawing/2015/10/21/chartex" xmlns:cx3="http://schemas.microsoft.com/office/drawing/2016/5/9/chartex" xmlns:cx4="http://schemas.microsoft.com/office/drawing/2016/5/10/chartex" xmlns:cx5="http://schemas.microsoft.com/office/drawing/2016/5/11/chartex" xmlns:cx6="http://schemas.microsoft.com/office/drawing/2016/5/12/chartex" xmlns:cx7="http://schemas.microsoft.com/office/drawing/2016/5/13/chartex" xmlns:cx8="http://schemas.microsoft.com/office/drawing/2016/5/14/chartex" xmlns:mc="http://schemas.openxmlformats.org/markup-compatibility/2006" xmlns:aink="http://schemas.microsoft.com/office/drawing/2016/ink" xmlns:am3d="http://schemas.microsoft.com/office/drawing/2017/model3d" xmlns:o="urn:schemas-microsoft-com:office:office" xmlns:oel="http://schemas.microsoft.com/office/2019/extlst" xmlns:r="http://schemas.openxmlformats.org/officeDocument/2006/relationships" xmlns:m="http://schemas.openxmlformats.org/officeDocument/2006/math" xmlns:v="urn:schemas-microsoft-com:vml" xmlns:wp14="http://schemas.microsoft.com/office/word/2010/wordprocessingDrawing" xmlns:wp="http://schemas.openxmlformats.org/drawingml/2006/wordprocessingDrawing" xmlns:w10="urn:schemas-microsoft-com:office:word" xmlns:w="http://schemas.openxmlformats.org/wordprocessingml/2006/main" xmlns:w14="http://schemas.microsoft.com/office/word/2010/wordml" xmlns:w15="http://schemas.microsoft.com/office/word/2012/wordml" xmlns:w16cex="http://schemas.microsoft.com/office/word/2018/wordml/cex" xmlns:w16cid="http://schemas.microsoft.com/office/word/2016/wordml/cid" xmlns:w16="http://schemas.microsoft.com/office/word/2018/wordml" xmlns:w16sdtdh="http://schemas.microsoft.com/office/word/2020/wordml/sdtdatahash" xmlns:w16se="http://schemas.microsoft.com/office/word/2015/wordml/symex" xmlns:wpg="http://schemas.microsoft.com/office/word/2010/wordprocessingGroup" xmlns:wpi="http://schemas.microsoft.com/office/word/2010/wordprocessingInk" xmlns:wne="http://schemas.microsoft.com/office/word/2006/wordml" xmlns:wps="http://schemas.microsoft.com/office/word/2010/wordprocessingShape" mc:Ignorable="w14 w15 w16se w16cid w16 w16cex w16sdtdh wp14">
+<w:ftr xmlns:wpc="http://schemas.microsoft.com/office/word/2010/wordprocessingCanvas" xmlns:cx="http://schemas.microsoft.com/office/drawing/2014/chartex" xmlns:cx1="http://schemas.microsoft.com/office/drawing/2015/9/8/chartex" xmlns:mc="http://schemas.openxmlformats.org/markup-compatibility/2006" xmlns:o="urn:schemas-microsoft-com:office:office" xmlns:r="http://schemas.openxmlformats.org/officeDocument/2006/relationships" xmlns:m="http://schemas.openxmlformats.org/officeDocument/2006/math" xmlns:v="urn:schemas-microsoft-com:vml" xmlns:wp14="http://schemas.microsoft.com/office/word/2010/wordprocessingDrawing" xmlns:wp="http://schemas.openxmlformats.org/drawingml/2006/wordprocessingDrawing" xmlns:w10="urn:schemas-microsoft-com:office:word" xmlns:w="http://schemas.openxmlformats.org/wordprocessingml/2006/main" xmlns:w14="http://schemas.microsoft.com/office/word/2010/wordml" xmlns:w15="http://schemas.microsoft.com/office/word/2012/wordml" xmlns:w16se="http://schemas.microsoft.com/office/word/2015/wordml/symex" xmlns:wpg="http://schemas.microsoft.com/office/word/2010/wordprocessingGroup" xmlns:wpi="http://schemas.microsoft.com/office/word/2010/wordprocessingInk" xmlns:wne="http://schemas.microsoft.com/office/word/2006/wordml" xmlns:wps="http://schemas.microsoft.com/office/word/2010/wordprocessingShape" mc:Ignorable="w14 w15 w16se wp14">
   <w:p>
     <w:pPr>
       <w:pStyle w:val="aa"/>
@@ -10235,7 +10237,7 @@
         <w:szCs w:val="18"/>
       </w:rPr>
     </w:pPr>
-    <w:bookmarkStart w:id="0" w:name="_Hlk188018363"/>
+    <w:bookmarkStart w:id="1" w:name="_Hlk188018363"/>
     <w:r>
       <w:rPr>
         <w:sz w:val="18"/>
@@ -10259,7 +10261,7 @@
       <w:t xml:space="preserve">                    Пользователь____________________</w:t>
     </w:r>
   </w:p>
-  <w:bookmarkEnd w:id="0"/>
+  <w:bookmarkEnd w:id="1"/>
   <w:p>
     <w:pPr>
       <w:pStyle w:val="aa"/>
@@ -10269,7 +10271,7 @@
 </file>
 
 <file path=word/footnotes.xml><?xml version="1.0" encoding="utf-8"?>
-<w:footnotes xmlns:wpc="http://schemas.microsoft.com/office/word/2010/wordprocessingCanvas" xmlns:cx="http://schemas.microsoft.com/office/drawing/2014/chartex" xmlns:cx1="http://schemas.microsoft.com/office/drawing/2015/9/8/chartex" xmlns:cx2="http://schemas.microsoft.com/office/drawing/2015/10/21/chartex" xmlns:cx3="http://schemas.microsoft.com/office/drawing/2016/5/9/chartex" xmlns:cx4="http://schemas.microsoft.com/office/drawing/2016/5/10/chartex" xmlns:cx5="http://schemas.microsoft.com/office/drawing/2016/5/11/chartex" xmlns:cx6="http://schemas.microsoft.com/office/drawing/2016/5/12/chartex" xmlns:cx7="http://schemas.microsoft.com/office/drawing/2016/5/13/chartex" xmlns:cx8="http://schemas.microsoft.com/office/drawing/2016/5/14/chartex" xmlns:mc="http://schemas.openxmlformats.org/markup-compatibility/2006" xmlns:aink="http://schemas.microsoft.com/office/drawing/2016/ink" xmlns:am3d="http://schemas.microsoft.com/office/drawing/2017/model3d" xmlns:o="urn:schemas-microsoft-com:office:office" xmlns:oel="http://schemas.microsoft.com/office/2019/extlst" xmlns:r="http://schemas.openxmlformats.org/officeDocument/2006/relationships" xmlns:m="http://schemas.openxmlformats.org/officeDocument/2006/math" xmlns:v="urn:schemas-microsoft-com:vml" xmlns:wp14="http://schemas.microsoft.com/office/word/2010/wordprocessingDrawing" xmlns:wp="http://schemas.openxmlformats.org/drawingml/2006/wordprocessingDrawing" xmlns:w10="urn:schemas-microsoft-com:office:word" xmlns:w="http://schemas.openxmlformats.org/wordprocessingml/2006/main" xmlns:w14="http://schemas.microsoft.com/office/word/2010/wordml" xmlns:w15="http://schemas.microsoft.com/office/word/2012/wordml" xmlns:w16cex="http://schemas.microsoft.com/office/word/2018/wordml/cex" xmlns:w16cid="http://schemas.microsoft.com/office/word/2016/wordml/cid" xmlns:w16="http://schemas.microsoft.com/office/word/2018/wordml" xmlns:w16sdtdh="http://schemas.microsoft.com/office/word/2020/wordml/sdtdatahash" xmlns:w16se="http://schemas.microsoft.com/office/word/2015/wordml/symex" xmlns:wpg="http://schemas.microsoft.com/office/word/2010/wordprocessingGroup" xmlns:wpi="http://schemas.microsoft.com/office/word/2010/wordprocessingInk" xmlns:wne="http://schemas.microsoft.com/office/word/2006/wordml" xmlns:wps="http://schemas.microsoft.com/office/word/2010/wordprocessingShape" mc:Ignorable="w14 w15 w16se w16cid w16 w16cex w16sdtdh wp14">
+<w:footnotes xmlns:wpc="http://schemas.microsoft.com/office/word/2010/wordprocessingCanvas" xmlns:cx="http://schemas.microsoft.com/office/drawing/2014/chartex" xmlns:cx1="http://schemas.microsoft.com/office/drawing/2015/9/8/chartex" xmlns:mc="http://schemas.openxmlformats.org/markup-compatibility/2006" xmlns:o="urn:schemas-microsoft-com:office:office" xmlns:r="http://schemas.openxmlformats.org/officeDocument/2006/relationships" xmlns:m="http://schemas.openxmlformats.org/officeDocument/2006/math" xmlns:v="urn:schemas-microsoft-com:vml" xmlns:wp14="http://schemas.microsoft.com/office/word/2010/wordprocessingDrawing" xmlns:wp="http://schemas.openxmlformats.org/drawingml/2006/wordprocessingDrawing" xmlns:w10="urn:schemas-microsoft-com:office:word" xmlns:w="http://schemas.openxmlformats.org/wordprocessingml/2006/main" xmlns:w14="http://schemas.microsoft.com/office/word/2010/wordml" xmlns:w15="http://schemas.microsoft.com/office/word/2012/wordml" xmlns:w16se="http://schemas.microsoft.com/office/word/2015/wordml/symex" xmlns:wpg="http://schemas.microsoft.com/office/word/2010/wordprocessingGroup" xmlns:wpi="http://schemas.microsoft.com/office/word/2010/wordprocessingInk" xmlns:wne="http://schemas.microsoft.com/office/word/2006/wordml" xmlns:wps="http://schemas.microsoft.com/office/word/2010/wordprocessingShape" mc:Ignorable="w14 w15 w16se wp14">
   <w:footnote w:type="separator" w:id="-1">
     <w:p>
       <w:r>
@@ -10288,7 +10290,7 @@
 </file>
 
 <file path=word/header1.xml><?xml version="1.0" encoding="utf-8"?>
-<w:hdr xmlns:wpc="http://schemas.microsoft.com/office/word/2010/wordprocessingCanvas" xmlns:cx="http://schemas.microsoft.com/office/drawing/2014/chartex" xmlns:cx1="http://schemas.microsoft.com/office/drawing/2015/9/8/chartex" xmlns:cx2="http://schemas.microsoft.com/office/drawing/2015/10/21/chartex" xmlns:cx3="http://schemas.microsoft.com/office/drawing/2016/5/9/chartex" xmlns:cx4="http://schemas.microsoft.com/office/drawing/2016/5/10/chartex" xmlns:cx5="http://schemas.microsoft.com/office/drawing/2016/5/11/chartex" xmlns:cx6="http://schemas.microsoft.com/office/drawing/2016/5/12/chartex" xmlns:cx7="http://schemas.microsoft.com/office/drawing/2016/5/13/chartex" xmlns:cx8="http://schemas.microsoft.com/office/drawing/2016/5/14/chartex" xmlns:mc="http://schemas.openxmlformats.org/markup-compatibility/2006" xmlns:aink="http://schemas.microsoft.com/office/drawing/2016/ink" xmlns:am3d="http://schemas.microsoft.com/office/drawing/2017/model3d" xmlns:o="urn:schemas-microsoft-com:office:office" xmlns:oel="http://schemas.microsoft.com/office/2019/extlst" xmlns:r="http://schemas.openxmlformats.org/officeDocument/2006/relationships" xmlns:m="http://schemas.openxmlformats.org/officeDocument/2006/math" xmlns:v="urn:schemas-microsoft-com:vml" xmlns:wp14="http://schemas.microsoft.com/office/word/2010/wordprocessingDrawing" xmlns:wp="http://schemas.openxmlformats.org/drawingml/2006/wordprocessingDrawing" xmlns:w10="urn:schemas-microsoft-com:office:word" xmlns:w="http://schemas.openxmlformats.org/wordprocessingml/2006/main" xmlns:w14="http://schemas.microsoft.com/office/word/2010/wordml" xmlns:w15="http://schemas.microsoft.com/office/word/2012/wordml" xmlns:w16cex="http://schemas.microsoft.com/office/word/2018/wordml/cex" xmlns:w16cid="http://schemas.microsoft.com/office/word/2016/wordml/cid" xmlns:w16="http://schemas.microsoft.com/office/word/2018/wordml" xmlns:w16sdtdh="http://schemas.microsoft.com/office/word/2020/wordml/sdtdatahash" xmlns:w16se="http://schemas.microsoft.com/office/word/2015/wordml/symex" xmlns:wpg="http://schemas.microsoft.com/office/word/2010/wordprocessingGroup" xmlns:wpi="http://schemas.microsoft.com/office/word/2010/wordprocessingInk" xmlns:wne="http://schemas.microsoft.com/office/word/2006/wordml" xmlns:wps="http://schemas.microsoft.com/office/word/2010/wordprocessingShape" mc:Ignorable="w14 w15 w16se w16cid w16 w16cex w16sdtdh wp14">
+<w:hdr xmlns:wpc="http://schemas.microsoft.com/office/word/2010/wordprocessingCanvas" xmlns:cx="http://schemas.microsoft.com/office/drawing/2014/chartex" xmlns:cx1="http://schemas.microsoft.com/office/drawing/2015/9/8/chartex" xmlns:mc="http://schemas.openxmlformats.org/markup-compatibility/2006" xmlns:o="urn:schemas-microsoft-com:office:office" xmlns:r="http://schemas.openxmlformats.org/officeDocument/2006/relationships" xmlns:m="http://schemas.openxmlformats.org/officeDocument/2006/math" xmlns:v="urn:schemas-microsoft-com:vml" xmlns:wp14="http://schemas.microsoft.com/office/word/2010/wordprocessingDrawing" xmlns:wp="http://schemas.openxmlformats.org/drawingml/2006/wordprocessingDrawing" xmlns:w10="urn:schemas-microsoft-com:office:word" xmlns:w="http://schemas.openxmlformats.org/wordprocessingml/2006/main" xmlns:w14="http://schemas.microsoft.com/office/word/2010/wordml" xmlns:w15="http://schemas.microsoft.com/office/word/2012/wordml" xmlns:w16se="http://schemas.microsoft.com/office/word/2015/wordml/symex" xmlns:wpg="http://schemas.microsoft.com/office/word/2010/wordprocessingGroup" xmlns:wpi="http://schemas.microsoft.com/office/word/2010/wordprocessingInk" xmlns:wne="http://schemas.microsoft.com/office/word/2006/wordml" xmlns:wps="http://schemas.microsoft.com/office/word/2010/wordprocessingShape" mc:Ignorable="w14 w15 w16se wp14">
   <w:sdt>
     <w:sdtPr>
       <w:id w:val="526216929"/>
@@ -10297,6 +10299,7 @@
         <w:docPartUnique/>
       </w:docPartObj>
     </w:sdtPr>
+    <w:sdtEndPr/>
     <w:sdtContent>
       <w:p>
         <w:pPr>
@@ -10350,7 +10353,7 @@
           <w:rPr>
             <w:noProof/>
           </w:rPr>
-          <w:t>7</w:t>
+          <w:t>4</w:t>
         </w:r>
         <w:r>
           <w:fldChar w:fldCharType="end"/>
@@ -10362,7 +10365,7 @@
 </file>
 
 <file path=word/header2.xml><?xml version="1.0" encoding="utf-8"?>
-<w:hdr xmlns:wpc="http://schemas.microsoft.com/office/word/2010/wordprocessingCanvas" xmlns:cx="http://schemas.microsoft.com/office/drawing/2014/chartex" xmlns:cx1="http://schemas.microsoft.com/office/drawing/2015/9/8/chartex" xmlns:cx2="http://schemas.microsoft.com/office/drawing/2015/10/21/chartex" xmlns:cx3="http://schemas.microsoft.com/office/drawing/2016/5/9/chartex" xmlns:cx4="http://schemas.microsoft.com/office/drawing/2016/5/10/chartex" xmlns:cx5="http://schemas.microsoft.com/office/drawing/2016/5/11/chartex" xmlns:cx6="http://schemas.microsoft.com/office/drawing/2016/5/12/chartex" xmlns:cx7="http://schemas.microsoft.com/office/drawing/2016/5/13/chartex" xmlns:cx8="http://schemas.microsoft.com/office/drawing/2016/5/14/chartex" xmlns:mc="http://schemas.openxmlformats.org/markup-compatibility/2006" xmlns:aink="http://schemas.microsoft.com/office/drawing/2016/ink" xmlns:am3d="http://schemas.microsoft.com/office/drawing/2017/model3d" xmlns:o="urn:schemas-microsoft-com:office:office" xmlns:oel="http://schemas.microsoft.com/office/2019/extlst" xmlns:r="http://schemas.openxmlformats.org/officeDocument/2006/relationships" xmlns:m="http://schemas.openxmlformats.org/officeDocument/2006/math" xmlns:v="urn:schemas-microsoft-com:vml" xmlns:wp14="http://schemas.microsoft.com/office/word/2010/wordprocessingDrawing" xmlns:wp="http://schemas.openxmlformats.org/drawingml/2006/wordprocessingDrawing" xmlns:w10="urn:schemas-microsoft-com:office:word" xmlns:w="http://schemas.openxmlformats.org/wordprocessingml/2006/main" xmlns:w14="http://schemas.microsoft.com/office/word/2010/wordml" xmlns:w15="http://schemas.microsoft.com/office/word/2012/wordml" xmlns:w16cex="http://schemas.microsoft.com/office/word/2018/wordml/cex" xmlns:w16cid="http://schemas.microsoft.com/office/word/2016/wordml/cid" xmlns:w16="http://schemas.microsoft.com/office/word/2018/wordml" xmlns:w16sdtdh="http://schemas.microsoft.com/office/word/2020/wordml/sdtdatahash" xmlns:w16se="http://schemas.microsoft.com/office/word/2015/wordml/symex" xmlns:wpg="http://schemas.microsoft.com/office/word/2010/wordprocessingGroup" xmlns:wpi="http://schemas.microsoft.com/office/word/2010/wordprocessingInk" xmlns:wne="http://schemas.microsoft.com/office/word/2006/wordml" xmlns:wps="http://schemas.microsoft.com/office/word/2010/wordprocessingShape" mc:Ignorable="w14 w15 w16se w16cid w16 w16cex w16sdtdh wp14">
+<w:hdr xmlns:wpc="http://schemas.microsoft.com/office/word/2010/wordprocessingCanvas" xmlns:cx="http://schemas.microsoft.com/office/drawing/2014/chartex" xmlns:cx1="http://schemas.microsoft.com/office/drawing/2015/9/8/chartex" xmlns:mc="http://schemas.openxmlformats.org/markup-compatibility/2006" xmlns:o="urn:schemas-microsoft-com:office:office" xmlns:r="http://schemas.openxmlformats.org/officeDocument/2006/relationships" xmlns:m="http://schemas.openxmlformats.org/officeDocument/2006/math" xmlns:v="urn:schemas-microsoft-com:vml" xmlns:wp14="http://schemas.microsoft.com/office/word/2010/wordprocessingDrawing" xmlns:wp="http://schemas.openxmlformats.org/drawingml/2006/wordprocessingDrawing" xmlns:w10="urn:schemas-microsoft-com:office:word" xmlns:w="http://schemas.openxmlformats.org/wordprocessingml/2006/main" xmlns:w14="http://schemas.microsoft.com/office/word/2010/wordml" xmlns:w15="http://schemas.microsoft.com/office/word/2012/wordml" xmlns:w16se="http://schemas.microsoft.com/office/word/2015/wordml/symex" xmlns:wpg="http://schemas.microsoft.com/office/word/2010/wordprocessingGroup" xmlns:wpi="http://schemas.microsoft.com/office/word/2010/wordprocessingInk" xmlns:wne="http://schemas.microsoft.com/office/word/2006/wordml" xmlns:wps="http://schemas.microsoft.com/office/word/2010/wordprocessingShape" mc:Ignorable="w14 w15 w16se wp14">
   <w:p>
     <w:pPr>
       <w:pStyle w:val="a3"/>
@@ -10401,7 +10404,7 @@
 </file>
 
 <file path=word/numbering.xml><?xml version="1.0" encoding="utf-8"?>
-<w:numbering xmlns:wpc="http://schemas.microsoft.com/office/word/2010/wordprocessingCanvas" xmlns:cx="http://schemas.microsoft.com/office/drawing/2014/chartex" xmlns:cx1="http://schemas.microsoft.com/office/drawing/2015/9/8/chartex" xmlns:cx2="http://schemas.microsoft.com/office/drawing/2015/10/21/chartex" xmlns:cx3="http://schemas.microsoft.com/office/drawing/2016/5/9/chartex" xmlns:cx4="http://schemas.microsoft.com/office/drawing/2016/5/10/chartex" xmlns:cx5="http://schemas.microsoft.com/office/drawing/2016/5/11/chartex" xmlns:cx6="http://schemas.microsoft.com/office/drawing/2016/5/12/chartex" xmlns:cx7="http://schemas.microsoft.com/office/drawing/2016/5/13/chartex" xmlns:cx8="http://schemas.microsoft.com/office/drawing/2016/5/14/chartex" xmlns:mc="http://schemas.openxmlformats.org/markup-compatibility/2006" xmlns:aink="http://schemas.microsoft.com/office/drawing/2016/ink" xmlns:am3d="http://schemas.microsoft.com/office/drawing/2017/model3d" xmlns:o="urn:schemas-microsoft-com:office:office" xmlns:oel="http://schemas.microsoft.com/office/2019/extlst" xmlns:r="http://schemas.openxmlformats.org/officeDocument/2006/relationships" xmlns:m="http://schemas.openxmlformats.org/officeDocument/2006/math" xmlns:v="urn:schemas-microsoft-com:vml" xmlns:wp14="http://schemas.microsoft.com/office/word/2010/wordprocessingDrawing" xmlns:wp="http://schemas.openxmlformats.org/drawingml/2006/wordprocessingDrawing" xmlns:w10="urn:schemas-microsoft-com:office:word" xmlns:w="http://schemas.openxmlformats.org/wordprocessingml/2006/main" xmlns:w14="http://schemas.microsoft.com/office/word/2010/wordml" xmlns:w15="http://schemas.microsoft.com/office/word/2012/wordml" xmlns:w16cex="http://schemas.microsoft.com/office/word/2018/wordml/cex" xmlns:w16cid="http://schemas.microsoft.com/office/word/2016/wordml/cid" xmlns:w16="http://schemas.microsoft.com/office/word/2018/wordml" xmlns:w16sdtdh="http://schemas.microsoft.com/office/word/2020/wordml/sdtdatahash" xmlns:w16se="http://schemas.microsoft.com/office/word/2015/wordml/symex" xmlns:wpg="http://schemas.microsoft.com/office/word/2010/wordprocessingGroup" xmlns:wpi="http://schemas.microsoft.com/office/word/2010/wordprocessingInk" xmlns:wne="http://schemas.microsoft.com/office/word/2006/wordml" xmlns:wps="http://schemas.microsoft.com/office/word/2010/wordprocessingShape" mc:Ignorable="w14 w15 w16se w16cid w16 w16cex w16sdtdh wp14">
+<w:numbering xmlns:wpc="http://schemas.microsoft.com/office/word/2010/wordprocessingCanvas" xmlns:cx="http://schemas.microsoft.com/office/drawing/2014/chartex" xmlns:cx1="http://schemas.microsoft.com/office/drawing/2015/9/8/chartex" xmlns:mc="http://schemas.openxmlformats.org/markup-compatibility/2006" xmlns:o="urn:schemas-microsoft-com:office:office" xmlns:r="http://schemas.openxmlformats.org/officeDocument/2006/relationships" xmlns:m="http://schemas.openxmlformats.org/officeDocument/2006/math" xmlns:v="urn:schemas-microsoft-com:vml" xmlns:wp14="http://schemas.microsoft.com/office/word/2010/wordprocessingDrawing" xmlns:wp="http://schemas.openxmlformats.org/drawingml/2006/wordprocessingDrawing" xmlns:w10="urn:schemas-microsoft-com:office:word" xmlns:w="http://schemas.openxmlformats.org/wordprocessingml/2006/main" xmlns:w14="http://schemas.microsoft.com/office/word/2010/wordml" xmlns:w15="http://schemas.microsoft.com/office/word/2012/wordml" xmlns:w16se="http://schemas.microsoft.com/office/word/2015/wordml/symex" xmlns:wpg="http://schemas.microsoft.com/office/word/2010/wordprocessingGroup" xmlns:wpi="http://schemas.microsoft.com/office/word/2010/wordprocessingInk" xmlns:wne="http://schemas.microsoft.com/office/word/2006/wordml" xmlns:wps="http://schemas.microsoft.com/office/word/2010/wordprocessingShape" mc:Ignorable="w14 w15 w16se wp14">
   <w:abstractNum w:abstractNumId="0" w15:restartNumberingAfterBreak="0">
     <w:nsid w:val="0BD75FF5"/>
     <w:multiLevelType w:val="hybridMultilevel"/>
@@ -11965,52 +11968,52 @@
       </w:pPr>
     </w:lvl>
   </w:abstractNum>
-  <w:num w:numId="1" w16cid:durableId="265502816">
+  <w:num w:numId="1">
     <w:abstractNumId w:val="2"/>
   </w:num>
-  <w:num w:numId="2" w16cid:durableId="1250311573">
+  <w:num w:numId="2">
     <w:abstractNumId w:val="8"/>
   </w:num>
-  <w:num w:numId="3" w16cid:durableId="780952940">
+  <w:num w:numId="3">
     <w:abstractNumId w:val="1"/>
   </w:num>
-  <w:num w:numId="4" w16cid:durableId="1302997943">
+  <w:num w:numId="4">
     <w:abstractNumId w:val="11"/>
   </w:num>
-  <w:num w:numId="5" w16cid:durableId="1787117504">
+  <w:num w:numId="5">
     <w:abstractNumId w:val="0"/>
   </w:num>
-  <w:num w:numId="6" w16cid:durableId="471558150">
+  <w:num w:numId="6">
     <w:abstractNumId w:val="12"/>
   </w:num>
-  <w:num w:numId="7" w16cid:durableId="1677491251">
+  <w:num w:numId="7">
     <w:abstractNumId w:val="10"/>
   </w:num>
-  <w:num w:numId="8" w16cid:durableId="1835216914">
+  <w:num w:numId="8">
     <w:abstractNumId w:val="4"/>
   </w:num>
-  <w:num w:numId="9" w16cid:durableId="1091926765">
+  <w:num w:numId="9">
     <w:abstractNumId w:val="9"/>
   </w:num>
-  <w:num w:numId="10" w16cid:durableId="1968733270">
+  <w:num w:numId="10">
     <w:abstractNumId w:val="13"/>
   </w:num>
-  <w:num w:numId="11" w16cid:durableId="1566180198">
+  <w:num w:numId="11">
     <w:abstractNumId w:val="5"/>
   </w:num>
-  <w:num w:numId="12" w16cid:durableId="1630357482">
+  <w:num w:numId="12">
     <w:abstractNumId w:val="14"/>
   </w:num>
-  <w:num w:numId="13" w16cid:durableId="1463843973">
+  <w:num w:numId="13">
     <w:abstractNumId w:val="6"/>
   </w:num>
-  <w:num w:numId="14" w16cid:durableId="2782803">
+  <w:num w:numId="14">
     <w:abstractNumId w:val="15"/>
   </w:num>
-  <w:num w:numId="15" w16cid:durableId="2062442924">
+  <w:num w:numId="15">
     <w:abstractNumId w:val="3"/>
   </w:num>
-  <w:num w:numId="16" w16cid:durableId="364871207">
+  <w:num w:numId="16">
     <w:abstractNumId w:val="7"/>
   </w:num>
   <w:numIdMacAtCleanup w:val="13"/>
@@ -12018,7 +12021,7 @@
 </file>
 
 <file path=word/styles.xml><?xml version="1.0" encoding="utf-8"?>
-<w:styles xmlns:mc="http://schemas.openxmlformats.org/markup-compatibility/2006" xmlns:r="http://schemas.openxmlformats.org/officeDocument/2006/relationships" xmlns:w="http://schemas.openxmlformats.org/wordprocessingml/2006/main" xmlns:w14="http://schemas.microsoft.com/office/word/2010/wordml" xmlns:w15="http://schemas.microsoft.com/office/word/2012/wordml" xmlns:w16cex="http://schemas.microsoft.com/office/word/2018/wordml/cex" xmlns:w16cid="http://schemas.microsoft.com/office/word/2016/wordml/cid" xmlns:w16="http://schemas.microsoft.com/office/word/2018/wordml" xmlns:w16sdtdh="http://schemas.microsoft.com/office/word/2020/wordml/sdtdatahash" xmlns:w16se="http://schemas.microsoft.com/office/word/2015/wordml/symex" mc:Ignorable="w14 w15 w16se w16cid w16 w16cex w16sdtdh">
+<w:styles xmlns:mc="http://schemas.openxmlformats.org/markup-compatibility/2006" xmlns:r="http://schemas.openxmlformats.org/officeDocument/2006/relationships" xmlns:w="http://schemas.openxmlformats.org/wordprocessingml/2006/main" xmlns:w14="http://schemas.microsoft.com/office/word/2010/wordml" xmlns:w15="http://schemas.microsoft.com/office/word/2012/wordml" xmlns:w16se="http://schemas.microsoft.com/office/word/2015/wordml/symex" mc:Ignorable="w14 w15 w16se">
   <w:docDefaults>
     <w:rPrDefault>
       <w:rPr>
@@ -12028,7 +12031,7 @@
     </w:rPrDefault>
     <w:pPrDefault/>
   </w:docDefaults>
-  <w:latentStyles w:defLockedState="0" w:defUIPriority="0" w:defSemiHidden="0" w:defUnhideWhenUsed="0" w:defQFormat="0" w:count="376">
+  <w:latentStyles w:defLockedState="0" w:defUIPriority="0" w:defSemiHidden="0" w:defUnhideWhenUsed="0" w:defQFormat="0" w:count="371">
     <w:lsdException w:name="Normal" w:qFormat="1"/>
     <w:lsdException w:name="heading 1" w:qFormat="1"/>
     <w:lsdException w:name="heading 2" w:qFormat="1"/>
@@ -12393,11 +12396,6 @@
     <w:lsdException w:name="List Table 5 Dark Accent 6" w:uiPriority="50"/>
     <w:lsdException w:name="List Table 6 Colorful Accent 6" w:uiPriority="51"/>
     <w:lsdException w:name="List Table 7 Colorful Accent 6" w:uiPriority="52"/>
-    <w:lsdException w:name="Mention" w:semiHidden="1" w:uiPriority="99" w:unhideWhenUsed="1"/>
-    <w:lsdException w:name="Smart Hyperlink" w:semiHidden="1" w:uiPriority="99" w:unhideWhenUsed="1"/>
-    <w:lsdException w:name="Hashtag" w:semiHidden="1" w:uiPriority="99" w:unhideWhenUsed="1"/>
-    <w:lsdException w:name="Unresolved Mention" w:semiHidden="1" w:uiPriority="99" w:unhideWhenUsed="1"/>
-    <w:lsdException w:name="Smart Link" w:semiHidden="1" w:uiPriority="99" w:unhideWhenUsed="1"/>
   </w:latentStyles>
   <w:style w:type="paragraph" w:default="1" w:styleId="a">
     <w:name w:val="Normal"/>
@@ -13143,7 +13141,7 @@
 </file>
 
 <file path=customXml/itemProps1.xml><?xml version="1.0" encoding="utf-8"?>
-<ds:datastoreItem xmlns:ds="http://schemas.openxmlformats.org/officeDocument/2006/customXml" ds:itemID="{4298571A-59D1-4FD2-B8A1-7C4B54909168}">
+<ds:datastoreItem xmlns:ds="http://schemas.openxmlformats.org/officeDocument/2006/customXml" ds:itemID="{94A4EEBF-077D-4218-8CA3-CA3409C8B8EA}">
   <ds:schemaRefs>
     <ds:schemaRef ds:uri="http://schemas.openxmlformats.org/officeDocument/2006/bibliography"/>
   </ds:schemaRefs>
